--- a/COMPNET/lab4/report.docx
+++ b/COMPNET/lab4/report.docx
@@ -104,7 +104,6 @@
           <w:b/>
           <w:bCs/>
           <w:szCs w:val="28"/>
-          <w:lang w:val="en-US"/>
         </w:rPr>
       </w:pPr>
       <w:r>
@@ -348,7 +347,7 @@
           <w:r>
             <w:fldChar w:fldCharType="separate"/>
           </w:r>
-          <w:hyperlink w:anchor="_Toc195580176" w:history="1">
+          <w:hyperlink w:anchor="_Toc197372911" w:history="1">
             <w:r>
               <w:rPr>
                 <w:rStyle w:val="af2"/>
@@ -375,7 +374,7 @@
                 <w:noProof/>
                 <w:webHidden/>
               </w:rPr>
-              <w:instrText xml:space="preserve"> PAGEREF _Toc195580176 \h </w:instrText>
+              <w:instrText xml:space="preserve"> PAGEREF _Toc197372911 \h </w:instrText>
             </w:r>
             <w:r>
               <w:rPr>
@@ -417,7 +416,7 @@
               <w:szCs w:val="24"/>
             </w:rPr>
           </w:pPr>
-          <w:hyperlink w:anchor="_Toc195580177" w:history="1">
+          <w:hyperlink w:anchor="_Toc197372912" w:history="1">
             <w:r>
               <w:rPr>
                 <w:rStyle w:val="af2"/>
@@ -444,7 +443,7 @@
                 <w:noProof/>
                 <w:webHidden/>
               </w:rPr>
-              <w:instrText xml:space="preserve"> PAGEREF _Toc195580177 \h </w:instrText>
+              <w:instrText xml:space="preserve"> PAGEREF _Toc197372912 \h </w:instrText>
             </w:r>
             <w:r>
               <w:rPr>
@@ -486,7 +485,7 @@
               <w:szCs w:val="24"/>
             </w:rPr>
           </w:pPr>
-          <w:hyperlink w:anchor="_Toc195580178" w:history="1">
+          <w:hyperlink w:anchor="_Toc197372913" w:history="1">
             <w:r>
               <w:rPr>
                 <w:rStyle w:val="af2"/>
@@ -513,7 +512,7 @@
                 <w:noProof/>
                 <w:webHidden/>
               </w:rPr>
-              <w:instrText xml:space="preserve"> PAGEREF _Toc195580178 \h </w:instrText>
+              <w:instrText xml:space="preserve"> PAGEREF _Toc197372913 \h </w:instrText>
             </w:r>
             <w:r>
               <w:rPr>
@@ -533,7 +532,7 @@
                 <w:noProof/>
                 <w:webHidden/>
               </w:rPr>
-              <w:t>13</w:t>
+              <w:t>3</w:t>
             </w:r>
             <w:r>
               <w:rPr>
@@ -559,7 +558,7 @@
       <w:pPr>
         <w:pStyle w:val="14"/>
       </w:pPr>
-      <w:bookmarkStart w:id="3" w:name="_Toc195580176"/>
+      <w:bookmarkStart w:id="3" w:name="_Toc197372911"/>
       <w:r>
         <w:t>В</w:t>
       </w:r>
@@ -607,15 +606,54 @@
     <w:p>
       <w:pPr>
         <w:rPr>
-          <w:szCs w:val="28"/>
-        </w:rPr>
-      </w:pPr>
-      <w:r>
-        <w:rPr>
           <w:b/>
           <w:bCs/>
           <w:szCs w:val="28"/>
         </w:rPr>
+      </w:pPr>
+      <w:r>
+        <w:rPr>
+          <w:b/>
+          <w:bCs/>
+          <w:szCs w:val="28"/>
+        </w:rPr>
+        <w:t>Вариант</w:t>
+      </w:r>
+      <w:r>
+        <w:rPr>
+          <w:b/>
+          <w:bCs/>
+          <w:szCs w:val="28"/>
+        </w:rPr>
+        <w:t>:</w:t>
+      </w:r>
+      <w:r>
+        <w:rPr>
+          <w:b/>
+          <w:bCs/>
+          <w:szCs w:val="28"/>
+        </w:rPr>
+        <w:t xml:space="preserve"> </w:t>
+      </w:r>
+      <w:r>
+        <w:rPr>
+          <w:szCs w:val="28"/>
+        </w:rPr>
+        <w:t>7.</w:t>
+      </w:r>
+    </w:p>
+    <w:p>
+      <w:pPr>
+        <w:rPr>
+          <w:szCs w:val="28"/>
+        </w:rPr>
+      </w:pPr>
+      <w:r>
+        <w:rPr>
+          <w:b/>
+          <w:bCs/>
+          <w:szCs w:val="28"/>
+        </w:rPr>
         <w:t>Задание к лабораторной работе</w:t>
       </w:r>
       <w:r>
@@ -627,7 +665,7 @@
     </w:p>
     <w:p>
       <w:pPr>
-        <w:pStyle w:val="a0"/>
+        <w:pStyle w:val="a"/>
       </w:pPr>
       <w:r>
         <w:t>Работа с протоколами SТР и RSTP. </w:t>
@@ -668,7 +706,7 @@
     </w:p>
     <w:p>
       <w:pPr>
-        <w:pStyle w:val="a0"/>
+        <w:pStyle w:val="a"/>
       </w:pPr>
       <w:r>
         <w:t xml:space="preserve">Работа с протоколом EtherChannel. </w:t>
@@ -680,10 +718,7 @@
         <w:ind w:firstLine="708"/>
       </w:pPr>
       <w:r>
-        <w:t xml:space="preserve">2.1) </w:t>
-      </w:r>
-      <w:r>
-        <w:t>Статическое агрегирование.</w:t>
+        <w:t>2.1) Статическое агрегирование.</w:t>
       </w:r>
     </w:p>
     <w:p>
@@ -725,7 +760,7 @@
       <w:pPr>
         <w:pStyle w:val="14"/>
       </w:pPr>
-      <w:bookmarkStart w:id="4" w:name="_Toc195580177"/>
+      <w:bookmarkStart w:id="4" w:name="_Toc197372912"/>
       <w:r>
         <w:lastRenderedPageBreak/>
         <w:t>Ход выполнения работы</w:t>
@@ -734,38 +769,582 @@
     </w:p>
     <w:p>
       <w:pPr>
-        <w:rPr>
-          <w:rFonts w:eastAsiaTheme="majorEastAsia" w:cstheme="majorBidi"/>
+        <w:pStyle w:val="a6"/>
+        <w:numPr>
+          <w:ilvl w:val="1"/>
+          <w:numId w:val="11"/>
+        </w:numPr>
+      </w:pPr>
+      <w:bookmarkStart w:id="5" w:name="_Toc177307354"/>
+      <w:r>
+        <w:t>Тестирование протокола SТР.</w:t>
+      </w:r>
+    </w:p>
+    <w:p>
+      <w:pPr>
+        <w:ind w:left="709" w:firstLine="0"/>
+      </w:pPr>
+      <w:r>
+        <w:rPr>
+          <w:lang w:val="en-US"/>
+        </w:rPr>
+        <w:t>a</w:t>
+      </w:r>
+      <w:r>
+        <w:t>-</w:t>
+      </w:r>
+      <w:r>
+        <w:rPr>
+          <w:lang w:val="en-US"/>
+        </w:rPr>
+        <w:t>b</w:t>
+      </w:r>
+      <w:r>
+        <w:t>) Соедини</w:t>
+      </w:r>
+      <w:r>
+        <w:t>м</w:t>
+      </w:r>
+      <w:r>
+        <w:t xml:space="preserve"> </w:t>
+      </w:r>
+      <w:r>
+        <w:t xml:space="preserve">коммутаторы L2 в кольцо. </w:t>
+      </w:r>
+      <w:r>
+        <w:rPr>
+          <w:lang w:val="en-US"/>
+        </w:rPr>
+        <w:t>Switch</w:t>
+      </w:r>
+      <w:r>
+        <w:t>6</w:t>
+      </w:r>
+      <w:r>
+        <w:t>-</w:t>
+      </w:r>
+      <w:r>
+        <w:rPr>
+          <w:lang w:val="en-US"/>
+        </w:rPr>
+        <w:t>G</w:t>
+      </w:r>
+      <w:r>
+        <w:rPr>
+          <w:lang w:val="en-US"/>
+        </w:rPr>
+        <w:t>ig</w:t>
+      </w:r>
+      <w:r>
+        <w:t xml:space="preserve">0/1 – </w:t>
+      </w:r>
+      <w:r>
+        <w:rPr>
+          <w:lang w:val="en-US"/>
+        </w:rPr>
+        <w:t>Switch</w:t>
+      </w:r>
+      <w:r>
+        <w:t>7</w:t>
+      </w:r>
+      <w:r>
+        <w:t>-</w:t>
+      </w:r>
+      <w:r>
+        <w:rPr>
+          <w:lang w:val="en-US"/>
+        </w:rPr>
+        <w:t>G</w:t>
+      </w:r>
+      <w:r>
+        <w:rPr>
+          <w:lang w:val="en-US"/>
+        </w:rPr>
+        <w:t>ig</w:t>
+      </w:r>
+      <w:r>
+        <w:t>0/</w:t>
+      </w:r>
+      <w:r>
+        <w:t>1</w:t>
+      </w:r>
+      <w:r>
+        <w:t>.</w:t>
+      </w:r>
+    </w:p>
+    <w:p>
+      <w:pPr>
+        <w:pStyle w:val="aff"/>
+      </w:pPr>
+      <w:r>
+        <w:rPr>
+          <w:noProof/>
+        </w:rPr>
+        <w:drawing>
+          <wp:inline distT="0" distB="0" distL="0" distR="0" wp14:anchorId="59F87329" wp14:editId="2C20D06B">
+            <wp:extent cx="6120130" cy="4346575"/>
+            <wp:effectExtent l="0" t="0" r="0" b="0"/>
+            <wp:docPr id="1699901145" name="Рисунок 1"/>
+            <wp:cNvGraphicFramePr>
+              <a:graphicFrameLocks xmlns:a="http://schemas.openxmlformats.org/drawingml/2006/main" noChangeAspect="1"/>
+            </wp:cNvGraphicFramePr>
+            <a:graphic xmlns:a="http://schemas.openxmlformats.org/drawingml/2006/main">
+              <a:graphicData uri="http://schemas.openxmlformats.org/drawingml/2006/picture">
+                <pic:pic xmlns:pic="http://schemas.openxmlformats.org/drawingml/2006/picture">
+                  <pic:nvPicPr>
+                    <pic:cNvPr id="1699901145" name=""/>
+                    <pic:cNvPicPr/>
+                  </pic:nvPicPr>
+                  <pic:blipFill>
+                    <a:blip r:embed="rId8"/>
+                    <a:stretch>
+                      <a:fillRect/>
+                    </a:stretch>
+                  </pic:blipFill>
+                  <pic:spPr>
+                    <a:xfrm>
+                      <a:off x="0" y="0"/>
+                      <a:ext cx="6120130" cy="4346575"/>
+                    </a:xfrm>
+                    <a:prstGeom prst="rect">
+                      <a:avLst/>
+                    </a:prstGeom>
+                  </pic:spPr>
+                </pic:pic>
+              </a:graphicData>
+            </a:graphic>
+          </wp:inline>
+        </w:drawing>
+      </w:r>
+    </w:p>
+    <w:p>
+      <w:pPr>
+        <w:pStyle w:val="afb"/>
+      </w:pPr>
+      <w:r>
+        <w:rPr>
+          <w:lang w:val="en-US"/>
+        </w:rPr>
+        <w:t>c</w:t>
+      </w:r>
+      <w:r>
+        <w:t xml:space="preserve">) </w:t>
+      </w:r>
+      <w:r>
+        <w:t>Определи</w:t>
+      </w:r>
+      <w:r>
+        <w:t>м</w:t>
+      </w:r>
+      <w:r>
+        <w:t xml:space="preserve"> корневой коммутатор – им оказался </w:t>
+      </w:r>
+      <w:r>
+        <w:rPr>
+          <w:lang w:val="en-US"/>
+        </w:rPr>
+        <w:t>Switch</w:t>
+      </w:r>
+      <w:r>
+        <w:t>5.</w:t>
+      </w:r>
+    </w:p>
+    <w:p>
+      <w:pPr>
+        <w:pStyle w:val="aff"/>
+        <w:rPr>
+          <w:lang w:val="en-US"/>
+        </w:rPr>
+      </w:pPr>
+      <w:r>
+        <w:rPr>
+          <w:highlight w:val="lightGray"/>
+        </w:rPr>
+        <w:t xml:space="preserve">show </w:t>
+      </w:r>
+      <w:r>
+        <w:rPr>
+          <w:highlight w:val="lightGray"/>
+          <w:lang w:val="en-US"/>
+        </w:rPr>
+        <w:t>spanning-tree</w:t>
+      </w:r>
+    </w:p>
+    <w:p>
+      <w:pPr>
+        <w:pStyle w:val="aff"/>
+        <w:rPr>
+          <w:lang w:val="en-US"/>
+        </w:rPr>
+      </w:pPr>
+      <w:r>
+        <w:rPr>
+          <w:noProof/>
+          <w:lang w:val="en-US"/>
+        </w:rPr>
+        <w:drawing>
+          <wp:inline distT="0" distB="0" distL="0" distR="0" wp14:anchorId="751C41CA" wp14:editId="50D190B8">
+            <wp:extent cx="6120130" cy="1196340"/>
+            <wp:effectExtent l="0" t="0" r="0" b="3810"/>
+            <wp:docPr id="1748912802" name="Рисунок 1"/>
+            <wp:cNvGraphicFramePr>
+              <a:graphicFrameLocks xmlns:a="http://schemas.openxmlformats.org/drawingml/2006/main" noChangeAspect="1"/>
+            </wp:cNvGraphicFramePr>
+            <a:graphic xmlns:a="http://schemas.openxmlformats.org/drawingml/2006/main">
+              <a:graphicData uri="http://schemas.openxmlformats.org/drawingml/2006/picture">
+                <pic:pic xmlns:pic="http://schemas.openxmlformats.org/drawingml/2006/picture">
+                  <pic:nvPicPr>
+                    <pic:cNvPr id="1748912802" name=""/>
+                    <pic:cNvPicPr/>
+                  </pic:nvPicPr>
+                  <pic:blipFill>
+                    <a:blip r:embed="rId9"/>
+                    <a:stretch>
+                      <a:fillRect/>
+                    </a:stretch>
+                  </pic:blipFill>
+                  <pic:spPr>
+                    <a:xfrm>
+                      <a:off x="0" y="0"/>
+                      <a:ext cx="6120130" cy="1196340"/>
+                    </a:xfrm>
+                    <a:prstGeom prst="rect">
+                      <a:avLst/>
+                    </a:prstGeom>
+                  </pic:spPr>
+                </pic:pic>
+              </a:graphicData>
+            </a:graphic>
+          </wp:inline>
+        </w:drawing>
+      </w:r>
+    </w:p>
+    <w:p>
+      <w:pPr>
+        <w:pStyle w:val="afb"/>
+      </w:pPr>
+      <w:r>
+        <w:rPr>
+          <w:lang w:val="en-US"/>
+        </w:rPr>
+        <w:t>d</w:t>
+      </w:r>
+      <w:r>
+        <w:t xml:space="preserve">) </w:t>
+      </w:r>
+      <w:r>
+        <w:t xml:space="preserve">У всех коммутаторов стоит приоритет по умолчанию – 32768, значит выбор корневого будет зависеть от </w:t>
+      </w:r>
+      <w:r>
+        <w:rPr>
+          <w:lang w:val="en-US"/>
+        </w:rPr>
+        <w:t>mac</w:t>
+      </w:r>
+      <w:r>
+        <w:t>-адрес</w:t>
+      </w:r>
+      <w:r>
+        <w:t>ов</w:t>
+      </w:r>
+      <w:r>
+        <w:t>.</w:t>
+      </w:r>
+    </w:p>
+    <w:p>
+      <w:pPr>
+        <w:pStyle w:val="aff"/>
+      </w:pPr>
+      <w:r>
+        <w:rPr>
+          <w:highlight w:val="lightGray"/>
+        </w:rPr>
+        <w:t>show version | include MAC</w:t>
+      </w:r>
+    </w:p>
+    <w:p>
+      <w:pPr>
+        <w:pStyle w:val="afb"/>
+      </w:pPr>
+      <w:r>
+        <w:t>В</w:t>
+      </w:r>
+      <w:r>
+        <w:t>ыпишем в</w:t>
+      </w:r>
+      <w:r>
+        <w:t xml:space="preserve"> </w:t>
+      </w:r>
+      <w:r>
+        <w:t>порядке убывания</w:t>
+      </w:r>
+      <w:r>
+        <w:t xml:space="preserve"> </w:t>
+      </w:r>
+      <w:r>
+        <w:rPr>
+          <w:lang w:val="en-US"/>
+        </w:rPr>
+        <w:t>mac</w:t>
+      </w:r>
+      <w:r>
+        <w:t>-</w:t>
+      </w:r>
+      <w:r>
+        <w:t>адреса, первый</w:t>
+      </w:r>
+      <w:r>
+        <w:t xml:space="preserve"> </w:t>
+      </w:r>
+      <w:r>
+        <w:rPr>
+          <w:lang w:val="en-US"/>
+        </w:rPr>
+        <w:t>switch</w:t>
+      </w:r>
+      <w:r>
+        <w:t xml:space="preserve"> </w:t>
+      </w:r>
+      <w:r>
+        <w:t>– корневой</w:t>
+      </w:r>
+      <w:r>
+        <w:t>:</w:t>
+      </w:r>
+    </w:p>
+    <w:p>
+      <w:pPr>
+        <w:pStyle w:val="afb"/>
+        <w:numPr>
+          <w:ilvl w:val="0"/>
+          <w:numId w:val="13"/>
+        </w:numPr>
+        <w:ind w:left="709" w:hanging="283"/>
+        <w:rPr>
+          <w:lang w:val="en-US"/>
+        </w:rPr>
+      </w:pPr>
+      <w:r>
+        <w:rPr>
+          <w:lang w:val="en-US"/>
+        </w:rPr>
+        <w:t>Switch5</w:t>
+      </w:r>
+      <w:r>
+        <w:rPr>
+          <w:lang w:val="en-US"/>
+        </w:rPr>
+        <w:t>:</w:t>
+      </w:r>
+      <w:r>
+        <w:rPr>
+          <w:lang w:val="en-US"/>
+        </w:rPr>
+        <w:t xml:space="preserve"> 00:01:64:25:6E:E8</w:t>
+      </w:r>
+      <w:r>
+        <w:rPr>
+          <w:lang w:val="en-US"/>
+        </w:rPr>
+        <w:t xml:space="preserve"> (root)</w:t>
+      </w:r>
+    </w:p>
+    <w:p>
+      <w:pPr>
+        <w:pStyle w:val="afb"/>
+        <w:numPr>
+          <w:ilvl w:val="0"/>
+          <w:numId w:val="13"/>
+        </w:numPr>
+        <w:ind w:left="709" w:hanging="283"/>
+        <w:rPr>
+          <w:lang w:val="en-US"/>
+        </w:rPr>
+      </w:pPr>
+      <w:r>
+        <w:rPr>
+          <w:lang w:val="en-US"/>
+        </w:rPr>
+        <w:lastRenderedPageBreak/>
+        <w:t>Switch</w:t>
+      </w:r>
+      <w:r>
+        <w:rPr>
+          <w:lang w:val="en-US"/>
+        </w:rPr>
+        <w:t xml:space="preserve">7: </w:t>
+      </w:r>
+      <w:r>
+        <w:rPr>
+          <w:lang w:val="en-US"/>
+        </w:rPr>
+        <w:t>00:01:97:A0:3B:56</w:t>
+      </w:r>
+    </w:p>
+    <w:p>
+      <w:pPr>
+        <w:pStyle w:val="afb"/>
+        <w:numPr>
+          <w:ilvl w:val="0"/>
+          <w:numId w:val="13"/>
+        </w:numPr>
+        <w:ind w:left="709" w:hanging="283"/>
+        <w:rPr>
+          <w:lang w:val="en-US"/>
+        </w:rPr>
+      </w:pPr>
+      <w:r>
+        <w:rPr>
+          <w:lang w:val="en-US"/>
+        </w:rPr>
+        <w:t xml:space="preserve">MultilayerSwitch: </w:t>
+      </w:r>
+      <w:r>
+        <w:t>00</w:t>
+      </w:r>
+      <w:r>
+        <w:rPr>
+          <w:lang w:val="en-US"/>
+        </w:rPr>
+        <w:t>.</w:t>
+      </w:r>
+      <w:r>
+        <w:t>01.C9</w:t>
+      </w:r>
+      <w:r>
+        <w:rPr>
+          <w:lang w:val="en-US"/>
+        </w:rPr>
+        <w:t>.</w:t>
+      </w:r>
+      <w:r>
+        <w:t>2E.18</w:t>
+      </w:r>
+      <w:r>
+        <w:rPr>
+          <w:lang w:val="en-US"/>
+        </w:rPr>
+        <w:t>.</w:t>
+      </w:r>
+      <w:r>
+        <w:t>A1</w:t>
+      </w:r>
+    </w:p>
+    <w:p>
+      <w:pPr>
+        <w:pStyle w:val="afb"/>
+        <w:numPr>
+          <w:ilvl w:val="0"/>
+          <w:numId w:val="13"/>
+        </w:numPr>
+        <w:ind w:left="709" w:hanging="283"/>
+        <w:rPr>
+          <w:lang w:val="en-US"/>
+        </w:rPr>
+      </w:pPr>
+      <w:r>
+        <w:rPr>
+          <w:lang w:val="en-US"/>
+        </w:rPr>
+        <w:t>Switch</w:t>
+      </w:r>
+      <w:r>
+        <w:rPr>
+          <w:lang w:val="en-US"/>
+        </w:rPr>
+        <w:t>6:</w:t>
+      </w:r>
+      <w:r>
+        <w:rPr>
+          <w:lang w:val="en-US"/>
+        </w:rPr>
+        <w:t xml:space="preserve"> </w:t>
+      </w:r>
+      <w:r>
+        <w:rPr>
+          <w:lang w:val="en-US"/>
+        </w:rPr>
+        <w:t>00:D0:BC:7B:AA:7E</w:t>
+      </w:r>
+    </w:p>
+    <w:p>
+      <w:pPr>
+        <w:pStyle w:val="afb"/>
+      </w:pPr>
+      <w:r>
+        <w:rPr>
+          <w:lang w:val="en-US"/>
+        </w:rPr>
+        <w:t>e</w:t>
+      </w:r>
+      <w:r>
+        <w:t xml:space="preserve">) </w:t>
+      </w:r>
+      <w:r>
+        <w:t>Определи</w:t>
+      </w:r>
+      <w:r>
+        <w:t>м</w:t>
+      </w:r>
+      <w:r>
+        <w:t xml:space="preserve"> резервный порт, в эмуляторе он подсвечивался оранжевым кружком, </w:t>
+      </w:r>
+      <w:r>
+        <w:t xml:space="preserve">в выводе </w:t>
+      </w:r>
+      <w:r>
+        <w:rPr>
+          <w:lang w:val="en-US"/>
+        </w:rPr>
+        <w:t>spanning</w:t>
+      </w:r>
+      <w:r>
+        <w:t>-</w:t>
+      </w:r>
+      <w:r>
+        <w:rPr>
+          <w:lang w:val="en-US"/>
+        </w:rPr>
+        <w:t>tree</w:t>
+      </w:r>
+      <w:r>
+        <w:t xml:space="preserve"> он в </w:t>
+      </w:r>
+      <w:r>
+        <w:t xml:space="preserve">состоянии </w:t>
+      </w:r>
+      <w:r>
+        <w:rPr>
           <w:b/>
           <w:bCs/>
-          <w:color w:val="auto"/>
-          <w:sz w:val="24"/>
-          <w:szCs w:val="24"/>
-        </w:rPr>
-      </w:pPr>
-      <w:bookmarkStart w:id="5" w:name="_Toc177307354"/>
-      <w:r>
-        <w:rPr>
-          <w:rFonts w:eastAsiaTheme="majorEastAsia" w:cstheme="majorBidi"/>
+          <w:lang w:val="en-US"/>
+        </w:rPr>
+        <w:t>blocked</w:t>
+      </w:r>
+      <w:r>
+        <w:rPr>
           <w:b/>
           <w:bCs/>
-          <w:color w:val="auto"/>
-          <w:sz w:val="24"/>
-          <w:szCs w:val="24"/>
-          <w:lang w:val="en-US"/>
-        </w:rPr>
-        <w:t xml:space="preserve">1. </w:t>
-      </w:r>
-      <w:r>
-        <w:rPr>
-          <w:rFonts w:eastAsiaTheme="majorEastAsia" w:cstheme="majorBidi"/>
+        </w:rPr>
+        <w:t xml:space="preserve"> (</w:t>
+      </w:r>
+      <w:r>
+        <w:rPr>
           <w:b/>
           <w:bCs/>
-          <w:color w:val="auto"/>
-          <w:sz w:val="24"/>
-          <w:szCs w:val="24"/>
-        </w:rPr>
-        <w:t>Тестирование протокола SТР.</w:t>
+          <w:lang w:val="en-US"/>
+        </w:rPr>
+        <w:t>BLK</w:t>
+      </w:r>
+      <w:r>
+        <w:rPr>
+          <w:b/>
+          <w:bCs/>
+        </w:rPr>
+        <w:t>)</w:t>
+      </w:r>
+      <w:r>
+        <w:t>.</w:t>
       </w:r>
     </w:p>
     <w:p>
@@ -775,22 +1354,2772 @@
           <w:lang w:val="en-US"/>
         </w:rPr>
       </w:pPr>
+      <w:r>
+        <w:rPr>
+          <w:noProof/>
+          <w:lang w:val="en-US"/>
+        </w:rPr>
+        <w:drawing>
+          <wp:inline distT="0" distB="0" distL="0" distR="0" wp14:anchorId="7729348C" wp14:editId="02D1D6E6">
+            <wp:extent cx="1581371" cy="981212"/>
+            <wp:effectExtent l="0" t="0" r="0" b="9525"/>
+            <wp:docPr id="1705689151" name="Рисунок 1"/>
+            <wp:cNvGraphicFramePr>
+              <a:graphicFrameLocks xmlns:a="http://schemas.openxmlformats.org/drawingml/2006/main" noChangeAspect="1"/>
+            </wp:cNvGraphicFramePr>
+            <a:graphic xmlns:a="http://schemas.openxmlformats.org/drawingml/2006/main">
+              <a:graphicData uri="http://schemas.openxmlformats.org/drawingml/2006/picture">
+                <pic:pic xmlns:pic="http://schemas.openxmlformats.org/drawingml/2006/picture">
+                  <pic:nvPicPr>
+                    <pic:cNvPr id="1705689151" name=""/>
+                    <pic:cNvPicPr/>
+                  </pic:nvPicPr>
+                  <pic:blipFill>
+                    <a:blip r:embed="rId10"/>
+                    <a:stretch>
+                      <a:fillRect/>
+                    </a:stretch>
+                  </pic:blipFill>
+                  <pic:spPr>
+                    <a:xfrm>
+                      <a:off x="0" y="0"/>
+                      <a:ext cx="1581371" cy="981212"/>
+                    </a:xfrm>
+                    <a:prstGeom prst="rect">
+                      <a:avLst/>
+                    </a:prstGeom>
+                  </pic:spPr>
+                </pic:pic>
+              </a:graphicData>
+            </a:graphic>
+          </wp:inline>
+        </w:drawing>
+      </w:r>
+      <w:r>
+        <w:rPr>
+          <w:noProof/>
+          <w:lang w:val="en-US"/>
+        </w:rPr>
+        <w:drawing>
+          <wp:inline distT="0" distB="0" distL="0" distR="0" wp14:anchorId="3B7BF569" wp14:editId="64FB7A34">
+            <wp:extent cx="3870960" cy="1214545"/>
+            <wp:effectExtent l="0" t="0" r="0" b="5080"/>
+            <wp:docPr id="1887403808" name="Рисунок 1"/>
+            <wp:cNvGraphicFramePr>
+              <a:graphicFrameLocks xmlns:a="http://schemas.openxmlformats.org/drawingml/2006/main" noChangeAspect="1"/>
+            </wp:cNvGraphicFramePr>
+            <a:graphic xmlns:a="http://schemas.openxmlformats.org/drawingml/2006/main">
+              <a:graphicData uri="http://schemas.openxmlformats.org/drawingml/2006/picture">
+                <pic:pic xmlns:pic="http://schemas.openxmlformats.org/drawingml/2006/picture">
+                  <pic:nvPicPr>
+                    <pic:cNvPr id="1887403808" name=""/>
+                    <pic:cNvPicPr/>
+                  </pic:nvPicPr>
+                  <pic:blipFill>
+                    <a:blip r:embed="rId11"/>
+                    <a:stretch>
+                      <a:fillRect/>
+                    </a:stretch>
+                  </pic:blipFill>
+                  <pic:spPr>
+                    <a:xfrm>
+                      <a:off x="0" y="0"/>
+                      <a:ext cx="3878169" cy="1216807"/>
+                    </a:xfrm>
+                    <a:prstGeom prst="rect">
+                      <a:avLst/>
+                    </a:prstGeom>
+                  </pic:spPr>
+                </pic:pic>
+              </a:graphicData>
+            </a:graphic>
+          </wp:inline>
+        </w:drawing>
+      </w:r>
+    </w:p>
+    <w:p>
+      <w:pPr>
+        <w:pStyle w:val="afb"/>
+      </w:pPr>
+      <w:r>
+        <w:rPr>
+          <w:lang w:val="en-US"/>
+        </w:rPr>
+        <w:t>f</w:t>
+      </w:r>
+      <w:r>
+        <w:t xml:space="preserve">) </w:t>
+      </w:r>
+      <w:r>
+        <w:t>Отключим</w:t>
+      </w:r>
+      <w:r>
+        <w:t xml:space="preserve"> </w:t>
+      </w:r>
+      <w:r>
+        <w:t>соединение</w:t>
+      </w:r>
+      <w:r>
+        <w:t xml:space="preserve"> </w:t>
+      </w:r>
+      <w:r>
+        <w:rPr>
+          <w:lang w:val="en-US"/>
+        </w:rPr>
+        <w:t>Switch</w:t>
+      </w:r>
+      <w:r>
+        <w:t>5-</w:t>
+      </w:r>
+      <w:r>
+        <w:rPr>
+          <w:lang w:val="en-US"/>
+        </w:rPr>
+        <w:t>Fa</w:t>
+      </w:r>
+      <w:r>
+        <w:t>0/</w:t>
+      </w:r>
+      <w:r>
+        <w:t>24</w:t>
+      </w:r>
+      <w:r>
+        <w:t xml:space="preserve"> – </w:t>
+      </w:r>
+      <w:r>
+        <w:rPr>
+          <w:lang w:val="en-US"/>
+        </w:rPr>
+        <w:t>Switch</w:t>
+      </w:r>
+      <w:r>
+        <w:t>6-</w:t>
+      </w:r>
+      <w:r>
+        <w:rPr>
+          <w:lang w:val="en-US"/>
+        </w:rPr>
+        <w:t>Fa</w:t>
+      </w:r>
+      <w:r>
+        <w:t>0/</w:t>
+      </w:r>
+      <w:r>
+        <w:t>2</w:t>
+      </w:r>
+      <w:r>
+        <w:t>3</w:t>
+      </w:r>
+      <w:r>
+        <w:t>.</w:t>
+      </w:r>
     </w:p>
     <w:p>
       <w:pPr>
         <w:pStyle w:val="aff"/>
-        <w:jc w:val="both"/>
-        <w:rPr>
-          <w:lang w:val="en-US"/>
-        </w:rPr>
-      </w:pPr>
+        <w:rPr>
+          <w:lang w:val="en-US"/>
+        </w:rPr>
+      </w:pPr>
+      <w:r>
+        <w:rPr>
+          <w:noProof/>
+          <w:lang w:val="en-US"/>
+        </w:rPr>
+        <w:drawing>
+          <wp:inline distT="0" distB="0" distL="0" distR="0" wp14:anchorId="775C887E" wp14:editId="33ED531E">
+            <wp:extent cx="3181794" cy="419158"/>
+            <wp:effectExtent l="0" t="0" r="0" b="0"/>
+            <wp:docPr id="1412220948" name="Рисунок 1"/>
+            <wp:cNvGraphicFramePr>
+              <a:graphicFrameLocks xmlns:a="http://schemas.openxmlformats.org/drawingml/2006/main" noChangeAspect="1"/>
+            </wp:cNvGraphicFramePr>
+            <a:graphic xmlns:a="http://schemas.openxmlformats.org/drawingml/2006/main">
+              <a:graphicData uri="http://schemas.openxmlformats.org/drawingml/2006/picture">
+                <pic:pic xmlns:pic="http://schemas.openxmlformats.org/drawingml/2006/picture">
+                  <pic:nvPicPr>
+                    <pic:cNvPr id="1412220948" name=""/>
+                    <pic:cNvPicPr/>
+                  </pic:nvPicPr>
+                  <pic:blipFill>
+                    <a:blip r:embed="rId12"/>
+                    <a:stretch>
+                      <a:fillRect/>
+                    </a:stretch>
+                  </pic:blipFill>
+                  <pic:spPr>
+                    <a:xfrm>
+                      <a:off x="0" y="0"/>
+                      <a:ext cx="3181794" cy="419158"/>
+                    </a:xfrm>
+                    <a:prstGeom prst="rect">
+                      <a:avLst/>
+                    </a:prstGeom>
+                  </pic:spPr>
+                </pic:pic>
+              </a:graphicData>
+            </a:graphic>
+          </wp:inline>
+        </w:drawing>
+      </w:r>
+    </w:p>
+    <w:p>
+      <w:pPr>
+        <w:pStyle w:val="afb"/>
+      </w:pPr>
+      <w:r>
+        <w:t>Результат отключения:</w:t>
+      </w:r>
+    </w:p>
+    <w:p>
+      <w:pPr>
+        <w:pStyle w:val="aff"/>
+      </w:pPr>
+      <w:r>
+        <w:rPr>
+          <w:noProof/>
+        </w:rPr>
+        <w:drawing>
+          <wp:inline distT="0" distB="0" distL="0" distR="0" wp14:anchorId="14C6975B" wp14:editId="1BE97156">
+            <wp:extent cx="3293533" cy="1946179"/>
+            <wp:effectExtent l="0" t="0" r="2540" b="0"/>
+            <wp:docPr id="1684827703" name="Рисунок 1"/>
+            <wp:cNvGraphicFramePr>
+              <a:graphicFrameLocks xmlns:a="http://schemas.openxmlformats.org/drawingml/2006/main" noChangeAspect="1"/>
+            </wp:cNvGraphicFramePr>
+            <a:graphic xmlns:a="http://schemas.openxmlformats.org/drawingml/2006/main">
+              <a:graphicData uri="http://schemas.openxmlformats.org/drawingml/2006/picture">
+                <pic:pic xmlns:pic="http://schemas.openxmlformats.org/drawingml/2006/picture">
+                  <pic:nvPicPr>
+                    <pic:cNvPr id="1684827703" name=""/>
+                    <pic:cNvPicPr/>
+                  </pic:nvPicPr>
+                  <pic:blipFill>
+                    <a:blip r:embed="rId13"/>
+                    <a:stretch>
+                      <a:fillRect/>
+                    </a:stretch>
+                  </pic:blipFill>
+                  <pic:spPr>
+                    <a:xfrm>
+                      <a:off x="0" y="0"/>
+                      <a:ext cx="3300605" cy="1950358"/>
+                    </a:xfrm>
+                    <a:prstGeom prst="rect">
+                      <a:avLst/>
+                    </a:prstGeom>
+                  </pic:spPr>
+                </pic:pic>
+              </a:graphicData>
+            </a:graphic>
+          </wp:inline>
+        </w:drawing>
+      </w:r>
+    </w:p>
+    <w:p>
+      <w:pPr>
+        <w:pStyle w:val="afb"/>
+      </w:pPr>
+      <w:r>
+        <w:t>После схождения включился резервный порт:</w:t>
+      </w:r>
+    </w:p>
+    <w:p>
+      <w:pPr>
+        <w:pStyle w:val="aff"/>
+        <w:rPr>
+          <w:lang w:val="en-US"/>
+        </w:rPr>
+      </w:pPr>
+      <w:r>
+        <w:rPr>
+          <w:noProof/>
+        </w:rPr>
+        <w:drawing>
+          <wp:inline distT="0" distB="0" distL="0" distR="0" wp14:anchorId="49A29204" wp14:editId="7CC86F81">
+            <wp:extent cx="4016088" cy="2309060"/>
+            <wp:effectExtent l="0" t="0" r="3810" b="0"/>
+            <wp:docPr id="402480201" name="Рисунок 1"/>
+            <wp:cNvGraphicFramePr>
+              <a:graphicFrameLocks xmlns:a="http://schemas.openxmlformats.org/drawingml/2006/main" noChangeAspect="1"/>
+            </wp:cNvGraphicFramePr>
+            <a:graphic xmlns:a="http://schemas.openxmlformats.org/drawingml/2006/main">
+              <a:graphicData uri="http://schemas.openxmlformats.org/drawingml/2006/picture">
+                <pic:pic xmlns:pic="http://schemas.openxmlformats.org/drawingml/2006/picture">
+                  <pic:nvPicPr>
+                    <pic:cNvPr id="402480201" name=""/>
+                    <pic:cNvPicPr/>
+                  </pic:nvPicPr>
+                  <pic:blipFill>
+                    <a:blip r:embed="rId14"/>
+                    <a:stretch>
+                      <a:fillRect/>
+                    </a:stretch>
+                  </pic:blipFill>
+                  <pic:spPr>
+                    <a:xfrm>
+                      <a:off x="0" y="0"/>
+                      <a:ext cx="4016088" cy="2309060"/>
+                    </a:xfrm>
+                    <a:prstGeom prst="rect">
+                      <a:avLst/>
+                    </a:prstGeom>
+                  </pic:spPr>
+                </pic:pic>
+              </a:graphicData>
+            </a:graphic>
+          </wp:inline>
+        </w:drawing>
+      </w:r>
+    </w:p>
+    <w:p>
+      <w:pPr>
+        <w:pStyle w:val="a6"/>
+        <w:numPr>
+          <w:ilvl w:val="1"/>
+          <w:numId w:val="11"/>
+        </w:numPr>
+      </w:pPr>
+      <w:r>
+        <w:lastRenderedPageBreak/>
+        <w:t xml:space="preserve">Тестирование протокола </w:t>
+      </w:r>
+      <w:r>
+        <w:t>R</w:t>
+      </w:r>
+      <w:r>
+        <w:t>SТР.</w:t>
+      </w:r>
+    </w:p>
+    <w:p>
+      <w:pPr>
+        <w:pStyle w:val="a8"/>
+        <w:numPr>
+          <w:ilvl w:val="0"/>
+          <w:numId w:val="14"/>
+        </w:numPr>
+      </w:pPr>
+      <w:r>
+        <w:t xml:space="preserve">По варианту определим </w:t>
+      </w:r>
+      <w:r>
+        <w:t xml:space="preserve">соединяемые </w:t>
+      </w:r>
+      <w:r>
+        <w:t>коммутаторы</w:t>
+      </w:r>
+      <w:r>
+        <w:t>:</w:t>
+      </w:r>
+      <w:r>
+        <w:t xml:space="preserve"> </w:t>
+      </w:r>
+      <w:r>
+        <w:t xml:space="preserve">7 </w:t>
+      </w:r>
+      <w:r>
+        <w:rPr>
+          <w:lang w:val="en-US"/>
+        </w:rPr>
+        <w:t>mod</w:t>
+      </w:r>
+      <w:r>
+        <w:t xml:space="preserve"> 4 = 3</w:t>
+      </w:r>
+      <w:r>
+        <w:t>.</w:t>
+      </w:r>
+      <w:r>
+        <w:t xml:space="preserve"> </w:t>
+      </w:r>
+    </w:p>
+    <w:p>
+      <w:pPr>
+        <w:pStyle w:val="afb"/>
+      </w:pPr>
+      <w:r>
+        <w:t>К</w:t>
+      </w:r>
+      <w:r>
+        <w:t>оммутатор L3 и соседний с ним</w:t>
+      </w:r>
+      <w:r>
+        <w:t xml:space="preserve"> – соединим в коммутационную петлю.</w:t>
+      </w:r>
+      <w:r>
+        <w:t xml:space="preserve"> </w:t>
+      </w:r>
+      <w:r>
+        <w:t xml:space="preserve">Первое соединение </w:t>
+      </w:r>
+      <w:r>
+        <w:rPr>
+          <w:lang w:val="en-US"/>
+        </w:rPr>
+        <w:t>Fa</w:t>
+      </w:r>
+      <w:r>
+        <w:t>0/24</w:t>
+      </w:r>
+      <w:r>
+        <w:t>-</w:t>
+      </w:r>
+      <w:r>
+        <w:t xml:space="preserve"> </w:t>
+      </w:r>
+      <w:r>
+        <w:rPr>
+          <w:lang w:val="en-US"/>
+        </w:rPr>
+        <w:t>Fa</w:t>
+      </w:r>
+      <w:r>
+        <w:t xml:space="preserve">0/24, </w:t>
+      </w:r>
+      <w:r>
+        <w:t>втор</w:t>
+      </w:r>
+      <w:r>
+        <w:t>ым</w:t>
+      </w:r>
+      <w:r>
+        <w:t xml:space="preserve"> стало </w:t>
+      </w:r>
+      <w:r>
+        <w:rPr>
+          <w:lang w:val="en-US"/>
+        </w:rPr>
+        <w:t>Fa</w:t>
+      </w:r>
+      <w:r>
+        <w:t>0/22-</w:t>
+      </w:r>
+      <w:r>
+        <w:rPr>
+          <w:lang w:val="en-US"/>
+        </w:rPr>
+        <w:t>Fa</w:t>
+      </w:r>
+      <w:r>
+        <w:t xml:space="preserve">0/22 </w:t>
+      </w:r>
+      <w:r>
+        <w:t>–</w:t>
+      </w:r>
+      <w:r>
+        <w:t xml:space="preserve"> </w:t>
+      </w:r>
+      <w:r>
+        <w:t>настрои</w:t>
+      </w:r>
+      <w:r>
+        <w:t>м</w:t>
+      </w:r>
+      <w:r>
+        <w:t xml:space="preserve"> его в режим </w:t>
+      </w:r>
+      <w:r>
+        <w:rPr>
+          <w:lang w:val="en-US"/>
+        </w:rPr>
+        <w:t>trunk</w:t>
+      </w:r>
+      <w:r>
+        <w:t>.</w:t>
+      </w:r>
+    </w:p>
+    <w:p>
+      <w:pPr>
+        <w:pStyle w:val="aff"/>
+      </w:pPr>
+      <w:r>
+        <w:rPr>
+          <w:noProof/>
+        </w:rPr>
+        <w:drawing>
+          <wp:inline distT="0" distB="0" distL="0" distR="0" wp14:anchorId="779F69FC" wp14:editId="0789D3DF">
+            <wp:extent cx="4624689" cy="2539788"/>
+            <wp:effectExtent l="0" t="0" r="5080" b="0"/>
+            <wp:docPr id="395442880" name="Рисунок 1"/>
+            <wp:cNvGraphicFramePr>
+              <a:graphicFrameLocks xmlns:a="http://schemas.openxmlformats.org/drawingml/2006/main" noChangeAspect="1"/>
+            </wp:cNvGraphicFramePr>
+            <a:graphic xmlns:a="http://schemas.openxmlformats.org/drawingml/2006/main">
+              <a:graphicData uri="http://schemas.openxmlformats.org/drawingml/2006/picture">
+                <pic:pic xmlns:pic="http://schemas.openxmlformats.org/drawingml/2006/picture">
+                  <pic:nvPicPr>
+                    <pic:cNvPr id="395442880" name=""/>
+                    <pic:cNvPicPr/>
+                  </pic:nvPicPr>
+                  <pic:blipFill>
+                    <a:blip r:embed="rId15"/>
+                    <a:stretch>
+                      <a:fillRect/>
+                    </a:stretch>
+                  </pic:blipFill>
+                  <pic:spPr>
+                    <a:xfrm>
+                      <a:off x="0" y="0"/>
+                      <a:ext cx="4635583" cy="2545771"/>
+                    </a:xfrm>
+                    <a:prstGeom prst="rect">
+                      <a:avLst/>
+                    </a:prstGeom>
+                  </pic:spPr>
+                </pic:pic>
+              </a:graphicData>
+            </a:graphic>
+          </wp:inline>
+        </w:drawing>
+      </w:r>
+    </w:p>
+    <w:p>
+      <w:pPr>
+        <w:pStyle w:val="a8"/>
+        <w:numPr>
+          <w:ilvl w:val="0"/>
+          <w:numId w:val="14"/>
+        </w:numPr>
+      </w:pPr>
+      <w:r>
+        <w:t xml:space="preserve">В общей сети не </w:t>
+      </w:r>
+      <w:r>
+        <w:rPr>
+          <w:lang w:val="en-US"/>
+        </w:rPr>
+        <w:t>Switch</w:t>
+      </w:r>
+      <w:r>
+        <w:t xml:space="preserve"> </w:t>
+      </w:r>
+      <w:r>
+        <w:t>6</w:t>
+      </w:r>
+      <w:r>
+        <w:t xml:space="preserve">, </w:t>
+      </w:r>
+      <w:r>
+        <w:t xml:space="preserve">не </w:t>
+      </w:r>
+      <w:r>
+        <w:rPr>
+          <w:lang w:val="en-US"/>
+        </w:rPr>
+        <w:t>Switch</w:t>
+      </w:r>
+      <w:r>
+        <w:t xml:space="preserve"> </w:t>
+      </w:r>
+      <w:r>
+        <w:rPr>
+          <w:lang w:val="en-US"/>
+        </w:rPr>
+        <w:t>L</w:t>
+      </w:r>
+      <w:r>
+        <w:t xml:space="preserve">3 </w:t>
+      </w:r>
+      <w:r>
+        <w:t>не являются корневыми</w:t>
+      </w:r>
+      <w:r>
+        <w:t>.</w:t>
+      </w:r>
+    </w:p>
+    <w:p>
+      <w:pPr>
+        <w:pStyle w:val="afb"/>
+      </w:pPr>
+      <w:r>
+        <w:t>Однако, е</w:t>
+      </w:r>
+      <w:r>
+        <w:t xml:space="preserve">сли рассматривать конкретно </w:t>
+      </w:r>
+      <w:r>
+        <w:t>эту</w:t>
+      </w:r>
+      <w:r>
+        <w:t xml:space="preserve"> пару, то корневой – </w:t>
+      </w:r>
+      <w:r>
+        <w:rPr>
+          <w:lang w:val="en-US"/>
+        </w:rPr>
+        <w:t>Switch</w:t>
+      </w:r>
+      <w:r>
+        <w:t>6</w:t>
+      </w:r>
+      <w:r>
+        <w:t xml:space="preserve">, </w:t>
+      </w:r>
+      <w:r>
+        <w:t xml:space="preserve">так как его порты </w:t>
+      </w:r>
+      <w:r>
+        <w:rPr>
+          <w:lang w:val="en-US"/>
+        </w:rPr>
+        <w:t>Fa</w:t>
+      </w:r>
+      <w:r>
+        <w:t xml:space="preserve">0/22 и </w:t>
+      </w:r>
+      <w:r>
+        <w:rPr>
+          <w:lang w:val="en-US"/>
+        </w:rPr>
+        <w:t>Fa</w:t>
+      </w:r>
+      <w:r>
+        <w:t>0/24 в режиме</w:t>
+      </w:r>
+      <w:r>
+        <w:t xml:space="preserve"> </w:t>
+      </w:r>
+      <w:r>
+        <w:rPr>
+          <w:lang w:val="en-US"/>
+        </w:rPr>
+        <w:t>d</w:t>
+      </w:r>
+      <w:r>
+        <w:t>esignated (</w:t>
+      </w:r>
+      <w:r>
+        <w:rPr>
+          <w:lang w:val="en-US"/>
+        </w:rPr>
+        <w:t>desg</w:t>
+      </w:r>
+      <w:r>
+        <w:t xml:space="preserve">), </w:t>
+      </w:r>
+      <w:r>
+        <w:t xml:space="preserve">а </w:t>
+      </w:r>
+      <w:r>
+        <w:rPr>
+          <w:lang w:val="en-US"/>
+        </w:rPr>
+        <w:t>Switch</w:t>
+      </w:r>
+      <w:r>
+        <w:t xml:space="preserve"> </w:t>
+      </w:r>
+      <w:r>
+        <w:rPr>
+          <w:lang w:val="en-US"/>
+        </w:rPr>
+        <w:t>L</w:t>
+      </w:r>
+      <w:r>
+        <w:t>3</w:t>
+      </w:r>
+      <w:r>
+        <w:t xml:space="preserve"> имеет </w:t>
+      </w:r>
+      <w:r>
+        <w:rPr>
+          <w:lang w:val="en-US"/>
+        </w:rPr>
+        <w:t>Fa</w:t>
+      </w:r>
+      <w:r>
+        <w:t xml:space="preserve">0/22 </w:t>
+      </w:r>
+      <w:r>
+        <w:t xml:space="preserve">как </w:t>
+      </w:r>
+      <w:r>
+        <w:rPr>
+          <w:lang w:val="en-US"/>
+        </w:rPr>
+        <w:t>Root</w:t>
+      </w:r>
+      <w:r>
+        <w:t xml:space="preserve"> (</w:t>
+      </w:r>
+      <w:r>
+        <w:rPr>
+          <w:lang w:val="en-US"/>
+        </w:rPr>
+        <w:t>FWD</w:t>
+      </w:r>
+      <w:r>
+        <w:t xml:space="preserve">) </w:t>
+      </w:r>
+      <w:r>
+        <w:t xml:space="preserve">и </w:t>
+      </w:r>
+      <w:r>
+        <w:rPr>
+          <w:lang w:val="en-US"/>
+        </w:rPr>
+        <w:t>Fa</w:t>
+      </w:r>
+      <w:r>
+        <w:t xml:space="preserve">0/24 </w:t>
+      </w:r>
+      <w:r>
+        <w:t xml:space="preserve">как </w:t>
+      </w:r>
+      <w:r>
+        <w:rPr>
+          <w:lang w:val="en-US"/>
+        </w:rPr>
+        <w:t>Altn</w:t>
+      </w:r>
+      <w:r>
+        <w:t xml:space="preserve"> (</w:t>
+      </w:r>
+      <w:r>
+        <w:rPr>
+          <w:lang w:val="en-US"/>
+        </w:rPr>
+        <w:t>BLK</w:t>
+      </w:r>
+      <w:r>
+        <w:t>).</w:t>
+      </w:r>
+      <w:r>
+        <w:t xml:space="preserve"> Индикаторы эмулятора также указывают на это.</w:t>
+      </w:r>
+    </w:p>
+    <w:p>
+      <w:pPr>
+        <w:pStyle w:val="aff"/>
+      </w:pPr>
+      <w:r>
+        <w:rPr>
+          <w:noProof/>
+        </w:rPr>
+        <w:drawing>
+          <wp:inline distT="0" distB="0" distL="0" distR="0" wp14:anchorId="51B401B9" wp14:editId="36FE623D">
+            <wp:extent cx="1150625" cy="2893483"/>
+            <wp:effectExtent l="0" t="0" r="0" b="2540"/>
+            <wp:docPr id="2085442533" name="Рисунок 1"/>
+            <wp:cNvGraphicFramePr>
+              <a:graphicFrameLocks xmlns:a="http://schemas.openxmlformats.org/drawingml/2006/main" noChangeAspect="1"/>
+            </wp:cNvGraphicFramePr>
+            <a:graphic xmlns:a="http://schemas.openxmlformats.org/drawingml/2006/main">
+              <a:graphicData uri="http://schemas.openxmlformats.org/drawingml/2006/picture">
+                <pic:pic xmlns:pic="http://schemas.openxmlformats.org/drawingml/2006/picture">
+                  <pic:nvPicPr>
+                    <pic:cNvPr id="2085442533" name=""/>
+                    <pic:cNvPicPr/>
+                  </pic:nvPicPr>
+                  <pic:blipFill>
+                    <a:blip r:embed="rId16"/>
+                    <a:stretch>
+                      <a:fillRect/>
+                    </a:stretch>
+                  </pic:blipFill>
+                  <pic:spPr>
+                    <a:xfrm>
+                      <a:off x="0" y="0"/>
+                      <a:ext cx="1160395" cy="2918052"/>
+                    </a:xfrm>
+                    <a:prstGeom prst="rect">
+                      <a:avLst/>
+                    </a:prstGeom>
+                  </pic:spPr>
+                </pic:pic>
+              </a:graphicData>
+            </a:graphic>
+          </wp:inline>
+        </w:drawing>
+      </w:r>
+      <w:r>
+        <w:rPr>
+          <w:noProof/>
+        </w:rPr>
+        <w:t xml:space="preserve"> </w:t>
+      </w:r>
+      <w:r>
+        <w:rPr>
+          <w:noProof/>
+        </w:rPr>
+        <w:drawing>
+          <wp:inline distT="0" distB="0" distL="0" distR="0" wp14:anchorId="60B3CB20" wp14:editId="391C60D0">
+            <wp:extent cx="4643009" cy="2887068"/>
+            <wp:effectExtent l="0" t="0" r="5715" b="8890"/>
+            <wp:docPr id="1749804867" name="Рисунок 1"/>
+            <wp:cNvGraphicFramePr>
+              <a:graphicFrameLocks xmlns:a="http://schemas.openxmlformats.org/drawingml/2006/main" noChangeAspect="1"/>
+            </wp:cNvGraphicFramePr>
+            <a:graphic xmlns:a="http://schemas.openxmlformats.org/drawingml/2006/main">
+              <a:graphicData uri="http://schemas.openxmlformats.org/drawingml/2006/picture">
+                <pic:pic xmlns:pic="http://schemas.openxmlformats.org/drawingml/2006/picture">
+                  <pic:nvPicPr>
+                    <pic:cNvPr id="1749804867" name=""/>
+                    <pic:cNvPicPr/>
+                  </pic:nvPicPr>
+                  <pic:blipFill>
+                    <a:blip r:embed="rId17"/>
+                    <a:stretch>
+                      <a:fillRect/>
+                    </a:stretch>
+                  </pic:blipFill>
+                  <pic:spPr>
+                    <a:xfrm>
+                      <a:off x="0" y="0"/>
+                      <a:ext cx="4671063" cy="2904512"/>
+                    </a:xfrm>
+                    <a:prstGeom prst="rect">
+                      <a:avLst/>
+                    </a:prstGeom>
+                  </pic:spPr>
+                </pic:pic>
+              </a:graphicData>
+            </a:graphic>
+          </wp:inline>
+        </w:drawing>
+      </w:r>
+    </w:p>
+    <w:p>
+      <w:r>
+        <w:lastRenderedPageBreak/>
+        <w:t>с) Измери</w:t>
+      </w:r>
+      <w:r>
+        <w:t>м</w:t>
+      </w:r>
+      <w:r>
+        <w:t xml:space="preserve"> время сходимости </w:t>
+      </w:r>
+      <w:r>
+        <w:t>для</w:t>
+      </w:r>
+      <w:r>
+        <w:t xml:space="preserve"> протокол</w:t>
+      </w:r>
+      <w:r>
+        <w:t>а</w:t>
+      </w:r>
+      <w:r>
+        <w:t xml:space="preserve"> </w:t>
+      </w:r>
+      <w:r>
+        <w:rPr>
+          <w:b/>
+          <w:bCs/>
+          <w:lang w:val="en-US"/>
+        </w:rPr>
+        <w:t>STP</w:t>
+      </w:r>
+      <w:r>
+        <w:t xml:space="preserve">, отключив </w:t>
+      </w:r>
+      <w:r>
+        <w:rPr>
+          <w:lang w:val="en-US"/>
+        </w:rPr>
+        <w:t>Sw</w:t>
+      </w:r>
+      <w:r>
+        <w:t>6-</w:t>
+      </w:r>
+      <w:r>
+        <w:rPr>
+          <w:lang w:val="en-US"/>
+        </w:rPr>
+        <w:t>Fa</w:t>
+      </w:r>
+      <w:r>
+        <w:t>0/22.</w:t>
+      </w:r>
+    </w:p>
+    <w:p>
+      <w:pPr>
+        <w:pStyle w:val="aff"/>
+        <w:rPr>
+          <w:noProof/>
+        </w:rPr>
+      </w:pPr>
+      <w:r>
+        <w:rPr>
+          <w:noProof/>
+        </w:rPr>
+        <w:drawing>
+          <wp:inline distT="0" distB="0" distL="0" distR="0" wp14:anchorId="641BCFC2" wp14:editId="19FE375F">
+            <wp:extent cx="3191320" cy="447737"/>
+            <wp:effectExtent l="0" t="0" r="9525" b="9525"/>
+            <wp:docPr id="2120117828" name="Рисунок 1"/>
+            <wp:cNvGraphicFramePr>
+              <a:graphicFrameLocks xmlns:a="http://schemas.openxmlformats.org/drawingml/2006/main" noChangeAspect="1"/>
+            </wp:cNvGraphicFramePr>
+            <a:graphic xmlns:a="http://schemas.openxmlformats.org/drawingml/2006/main">
+              <a:graphicData uri="http://schemas.openxmlformats.org/drawingml/2006/picture">
+                <pic:pic xmlns:pic="http://schemas.openxmlformats.org/drawingml/2006/picture">
+                  <pic:nvPicPr>
+                    <pic:cNvPr id="2120117828" name=""/>
+                    <pic:cNvPicPr/>
+                  </pic:nvPicPr>
+                  <pic:blipFill>
+                    <a:blip r:embed="rId18"/>
+                    <a:stretch>
+                      <a:fillRect/>
+                    </a:stretch>
+                  </pic:blipFill>
+                  <pic:spPr>
+                    <a:xfrm>
+                      <a:off x="0" y="0"/>
+                      <a:ext cx="3191320" cy="447737"/>
+                    </a:xfrm>
+                    <a:prstGeom prst="rect">
+                      <a:avLst/>
+                    </a:prstGeom>
+                  </pic:spPr>
+                </pic:pic>
+              </a:graphicData>
+            </a:graphic>
+          </wp:inline>
+        </w:drawing>
+      </w:r>
+      <w:r>
+        <w:rPr>
+          <w:noProof/>
+        </w:rPr>
+        <w:t xml:space="preserve">  </w:t>
+      </w:r>
+    </w:p>
+    <w:p>
+      <w:pPr>
+        <w:pStyle w:val="afb"/>
+      </w:pPr>
+      <w:r>
+        <w:t>Результат</w:t>
+      </w:r>
+      <w:r>
+        <w:t xml:space="preserve"> – соединение восстановилось за 30 секунд.</w:t>
+      </w:r>
+    </w:p>
+    <w:p>
+      <w:pPr>
+        <w:pStyle w:val="aff"/>
+        <w:rPr>
+          <w:noProof/>
+          <w:lang w:val="en-US"/>
+        </w:rPr>
+      </w:pPr>
+      <w:r>
+        <w:rPr>
+          <w:noProof/>
+        </w:rPr>
+        <w:drawing>
+          <wp:inline distT="0" distB="0" distL="0" distR="0" wp14:anchorId="1245D3DB" wp14:editId="3C5D9540">
+            <wp:extent cx="2633345" cy="3048000"/>
+            <wp:effectExtent l="0" t="0" r="0" b="0"/>
+            <wp:docPr id="724413906" name="Рисунок 1"/>
+            <wp:cNvGraphicFramePr>
+              <a:graphicFrameLocks xmlns:a="http://schemas.openxmlformats.org/drawingml/2006/main" noChangeAspect="1"/>
+            </wp:cNvGraphicFramePr>
+            <a:graphic xmlns:a="http://schemas.openxmlformats.org/drawingml/2006/main">
+              <a:graphicData uri="http://schemas.openxmlformats.org/drawingml/2006/picture">
+                <pic:pic xmlns:pic="http://schemas.openxmlformats.org/drawingml/2006/picture">
+                  <pic:nvPicPr>
+                    <pic:cNvPr id="0" name="Picture 1"/>
+                    <pic:cNvPicPr>
+                      <a:picLocks noChangeAspect="1" noChangeArrowheads="1"/>
+                    </pic:cNvPicPr>
+                  </pic:nvPicPr>
+                  <pic:blipFill>
+                    <a:blip r:embed="rId19">
+                      <a:extLst>
+                        <a:ext uri="{28A0092B-C50C-407E-A947-70E740481C1C}">
+                          <a14:useLocalDpi xmlns:a14="http://schemas.microsoft.com/office/drawing/2010/main" val="0"/>
+                        </a:ext>
+                      </a:extLst>
+                    </a:blip>
+                    <a:srcRect/>
+                    <a:stretch>
+                      <a:fillRect/>
+                    </a:stretch>
+                  </pic:blipFill>
+                  <pic:spPr bwMode="auto">
+                    <a:xfrm>
+                      <a:off x="0" y="0"/>
+                      <a:ext cx="2633345" cy="3048000"/>
+                    </a:xfrm>
+                    <a:prstGeom prst="rect">
+                      <a:avLst/>
+                    </a:prstGeom>
+                    <a:noFill/>
+                    <a:ln>
+                      <a:noFill/>
+                    </a:ln>
+                  </pic:spPr>
+                </pic:pic>
+              </a:graphicData>
+            </a:graphic>
+          </wp:inline>
+        </w:drawing>
+      </w:r>
+      <w:r>
+        <w:rPr>
+          <w:noProof/>
+        </w:rPr>
+        <w:t xml:space="preserve"> </w:t>
+      </w:r>
+    </w:p>
+    <w:p>
+      <w:pPr>
+        <w:pStyle w:val="a8"/>
+        <w:numPr>
+          <w:ilvl w:val="0"/>
+          <w:numId w:val="15"/>
+        </w:numPr>
+      </w:pPr>
+      <w:r>
+        <w:t>Настро</w:t>
+      </w:r>
+      <w:r>
+        <w:t>им</w:t>
+      </w:r>
+      <w:r>
+        <w:t xml:space="preserve"> протокол</w:t>
+      </w:r>
+      <w:r>
+        <w:t xml:space="preserve"> </w:t>
+      </w:r>
+      <w:r>
+        <w:t>RSTP</w:t>
+      </w:r>
+      <w:r>
+        <w:t>, переключив коммутаторы на работу по нему</w:t>
+      </w:r>
+      <w:r>
+        <w:t xml:space="preserve">. </w:t>
+      </w:r>
+    </w:p>
+    <w:p>
+      <w:pPr>
+        <w:pStyle w:val="aff"/>
+      </w:pPr>
+      <w:r>
+        <w:rPr>
+          <w:highlight w:val="lightGray"/>
+        </w:rPr>
+        <w:t>spanning-tree mode rapid-pvst</w:t>
+      </w:r>
+    </w:p>
+    <w:p>
+      <w:r>
+        <w:rPr>
+          <w:lang w:val="en-US"/>
+        </w:rPr>
+        <w:t>e</w:t>
+      </w:r>
+      <w:r>
+        <w:t xml:space="preserve">) Измерим время сходимости для протокола </w:t>
+      </w:r>
+      <w:r>
+        <w:rPr>
+          <w:b/>
+          <w:bCs/>
+          <w:lang w:val="en-US"/>
+        </w:rPr>
+        <w:t>R</w:t>
+      </w:r>
+      <w:r>
+        <w:rPr>
+          <w:b/>
+          <w:bCs/>
+          <w:lang w:val="en-US"/>
+        </w:rPr>
+        <w:t>STP</w:t>
+      </w:r>
+      <w:r>
+        <w:t xml:space="preserve">, отключив </w:t>
+      </w:r>
+      <w:r>
+        <w:rPr>
+          <w:lang w:val="en-US"/>
+        </w:rPr>
+        <w:t>Sw</w:t>
+      </w:r>
+      <w:r>
+        <w:t>6-</w:t>
+      </w:r>
+      <w:r>
+        <w:rPr>
+          <w:lang w:val="en-US"/>
+        </w:rPr>
+        <w:t>Fa</w:t>
+      </w:r>
+      <w:r>
+        <w:t>0/22.</w:t>
+      </w:r>
+    </w:p>
+    <w:p>
+      <w:pPr>
+        <w:pStyle w:val="afb"/>
+      </w:pPr>
+      <w:r>
+        <w:t>Результат – соединение восстановилось</w:t>
+      </w:r>
+      <w:r>
+        <w:t xml:space="preserve"> </w:t>
+      </w:r>
+      <w:r>
+        <w:t>сразу после выключения порта</w:t>
+      </w:r>
+      <w:r>
+        <w:t>.</w:t>
+      </w:r>
+    </w:p>
+    <w:p>
+      <w:pPr>
+        <w:pStyle w:val="aff"/>
+      </w:pPr>
+      <w:r>
+        <w:rPr>
+          <w:noProof/>
+        </w:rPr>
+        <w:drawing>
+          <wp:inline distT="0" distB="0" distL="0" distR="0" wp14:anchorId="710FD006" wp14:editId="0733BEC6">
+            <wp:extent cx="3127601" cy="3166533"/>
+            <wp:effectExtent l="0" t="0" r="0" b="0"/>
+            <wp:docPr id="287210858" name="Рисунок 2"/>
+            <wp:cNvGraphicFramePr>
+              <a:graphicFrameLocks xmlns:a="http://schemas.openxmlformats.org/drawingml/2006/main" noChangeAspect="1"/>
+            </wp:cNvGraphicFramePr>
+            <a:graphic xmlns:a="http://schemas.openxmlformats.org/drawingml/2006/main">
+              <a:graphicData uri="http://schemas.openxmlformats.org/drawingml/2006/picture">
+                <pic:pic xmlns:pic="http://schemas.openxmlformats.org/drawingml/2006/picture">
+                  <pic:nvPicPr>
+                    <pic:cNvPr id="0" name="Picture 2"/>
+                    <pic:cNvPicPr>
+                      <a:picLocks noChangeAspect="1" noChangeArrowheads="1"/>
+                    </pic:cNvPicPr>
+                  </pic:nvPicPr>
+                  <pic:blipFill>
+                    <a:blip r:embed="rId20">
+                      <a:extLst>
+                        <a:ext uri="{28A0092B-C50C-407E-A947-70E740481C1C}">
+                          <a14:useLocalDpi xmlns:a14="http://schemas.microsoft.com/office/drawing/2010/main" val="0"/>
+                        </a:ext>
+                      </a:extLst>
+                    </a:blip>
+                    <a:srcRect/>
+                    <a:stretch>
+                      <a:fillRect/>
+                    </a:stretch>
+                  </pic:blipFill>
+                  <pic:spPr bwMode="auto">
+                    <a:xfrm>
+                      <a:off x="0" y="0"/>
+                      <a:ext cx="3149742" cy="3188950"/>
+                    </a:xfrm>
+                    <a:prstGeom prst="rect">
+                      <a:avLst/>
+                    </a:prstGeom>
+                    <a:noFill/>
+                    <a:ln>
+                      <a:noFill/>
+                    </a:ln>
+                  </pic:spPr>
+                </pic:pic>
+              </a:graphicData>
+            </a:graphic>
+          </wp:inline>
+        </w:drawing>
+      </w:r>
+    </w:p>
+    <w:p>
+      <w:pPr>
+        <w:pStyle w:val="a6"/>
+        <w:rPr>
+          <w:lang w:val="ru-RU"/>
+        </w:rPr>
+      </w:pPr>
+      <w:r>
+        <w:rPr>
+          <w:lang w:val="ru-RU"/>
+        </w:rPr>
+        <w:lastRenderedPageBreak/>
+        <w:t>2.1. Статическое агрегирование.</w:t>
+      </w:r>
+    </w:p>
+    <w:p>
+      <w:r>
+        <w:rPr>
+          <w:lang w:val="en-US"/>
+        </w:rPr>
+        <w:t>a</w:t>
+      </w:r>
+      <w:r>
+        <w:t>-</w:t>
+      </w:r>
+      <w:r>
+        <w:rPr>
+          <w:lang w:val="en-US"/>
+        </w:rPr>
+        <w:t>b</w:t>
+      </w:r>
+      <w:r>
+        <w:t xml:space="preserve">) </w:t>
+      </w:r>
+      <w:r>
+        <w:t>Выбрал коммутаторы и количество каналов по варианту</w:t>
+      </w:r>
+      <w:r>
+        <w:t>.</w:t>
+      </w:r>
+    </w:p>
+    <w:p>
+      <w:pPr>
+        <w:pStyle w:val="a8"/>
+        <w:numPr>
+          <w:ilvl w:val="0"/>
+          <w:numId w:val="16"/>
+        </w:numPr>
+        <w:ind w:left="709" w:hanging="283"/>
+      </w:pPr>
+      <w:r>
+        <w:t xml:space="preserve">7 </w:t>
+      </w:r>
+      <w:r>
+        <w:rPr>
+          <w:lang w:val="en-US"/>
+        </w:rPr>
+        <w:t>mod</w:t>
+      </w:r>
+      <w:r>
+        <w:t xml:space="preserve"> 3 = 1: 1-й и 3-й </w:t>
+      </w:r>
+      <w:r>
+        <w:t xml:space="preserve">коммутаторы из </w:t>
+      </w:r>
+      <w:r>
+        <w:t>{</w:t>
+      </w:r>
+      <w:r>
+        <w:t>5, 6</w:t>
+      </w:r>
+      <w:r>
+        <w:t xml:space="preserve">, </w:t>
+      </w:r>
+      <w:r>
+        <w:t>7</w:t>
+      </w:r>
+      <w:r>
+        <w:t xml:space="preserve">} </w:t>
+      </w:r>
+      <w:r>
+        <w:t>–</w:t>
+      </w:r>
+      <w:r>
+        <w:t xml:space="preserve"> </w:t>
+      </w:r>
+      <w:r>
+        <w:rPr>
+          <w:b/>
+          <w:bCs/>
+        </w:rPr>
+        <w:t xml:space="preserve">5 и 7 </w:t>
+      </w:r>
+      <w:r>
+        <w:rPr>
+          <w:b/>
+          <w:bCs/>
+        </w:rPr>
+        <w:t>коммутаторы</w:t>
+      </w:r>
+      <w:r>
+        <w:t>.</w:t>
+      </w:r>
+    </w:p>
+    <w:p>
+      <w:pPr>
+        <w:pStyle w:val="a8"/>
+        <w:numPr>
+          <w:ilvl w:val="0"/>
+          <w:numId w:val="16"/>
+        </w:numPr>
+        <w:ind w:left="709" w:hanging="283"/>
+      </w:pPr>
+      <w:r>
+        <w:t xml:space="preserve">7 </w:t>
+      </w:r>
+      <w:r>
+        <w:rPr>
+          <w:lang w:val="en-US"/>
+        </w:rPr>
+        <w:t xml:space="preserve">mod 2 = 1: </w:t>
+      </w:r>
+      <w:r>
+        <w:rPr>
+          <w:b/>
+          <w:bCs/>
+        </w:rPr>
+        <w:t>4</w:t>
+      </w:r>
+      <w:r>
+        <w:rPr>
+          <w:b/>
+          <w:bCs/>
+          <w:lang w:val="en-US"/>
+        </w:rPr>
+        <w:t xml:space="preserve"> </w:t>
+      </w:r>
+      <w:r>
+        <w:rPr>
+          <w:b/>
+          <w:bCs/>
+        </w:rPr>
+        <w:t>канала</w:t>
+      </w:r>
+      <w:r>
+        <w:t>.</w:t>
+      </w:r>
+    </w:p>
+    <w:p>
+      <w:pPr>
+        <w:pStyle w:val="a8"/>
+        <w:numPr>
+          <w:ilvl w:val="0"/>
+          <w:numId w:val="14"/>
+        </w:numPr>
+        <w:rPr>
+          <w:lang w:val="en-US"/>
+        </w:rPr>
+      </w:pPr>
+      <w:r>
+        <w:t>Соединил коммутаторы агрегацией.</w:t>
+      </w:r>
+    </w:p>
+    <w:p>
+      <w:pPr>
+        <w:rPr>
+          <w:lang w:val="en-US"/>
+        </w:rPr>
+      </w:pPr>
+      <w:r>
+        <w:t xml:space="preserve">Убрал соединение </w:t>
+      </w:r>
+      <w:r>
+        <w:rPr>
+          <w:lang w:val="en-US"/>
+        </w:rPr>
+        <w:t>Switch</w:t>
+      </w:r>
+      <w:r>
+        <w:t xml:space="preserve">5 и </w:t>
+      </w:r>
+      <w:r>
+        <w:rPr>
+          <w:lang w:val="en-US"/>
+        </w:rPr>
+        <w:t>Switch</w:t>
+      </w:r>
+      <w:r>
+        <w:t xml:space="preserve">7. Настроил порты </w:t>
+      </w:r>
+      <w:r>
+        <w:rPr>
+          <w:lang w:val="en-US"/>
+        </w:rPr>
+        <w:t>Fa</w:t>
+      </w:r>
+      <w:r>
+        <w:t>0/20-</w:t>
+      </w:r>
+      <w:r>
+        <w:rPr>
+          <w:lang w:val="en-US"/>
+        </w:rPr>
+        <w:t>Fa</w:t>
+      </w:r>
+      <w:r>
+        <w:t>0/23.</w:t>
+      </w:r>
+    </w:p>
+    <w:p>
+      <w:pPr>
+        <w:pStyle w:val="aff"/>
+        <w:rPr>
+          <w:lang w:val="en-US"/>
+        </w:rPr>
+      </w:pPr>
+      <w:r>
+        <w:rPr>
+          <w:noProof/>
+          <w:lang w:val="en-US"/>
+        </w:rPr>
+        <w:drawing>
+          <wp:inline distT="0" distB="0" distL="0" distR="0" wp14:anchorId="42903BE3" wp14:editId="7F1F616E">
+            <wp:extent cx="5046134" cy="1550763"/>
+            <wp:effectExtent l="0" t="0" r="2540" b="0"/>
+            <wp:docPr id="2044212648" name="Рисунок 1"/>
+            <wp:cNvGraphicFramePr>
+              <a:graphicFrameLocks xmlns:a="http://schemas.openxmlformats.org/drawingml/2006/main" noChangeAspect="1"/>
+            </wp:cNvGraphicFramePr>
+            <a:graphic xmlns:a="http://schemas.openxmlformats.org/drawingml/2006/main">
+              <a:graphicData uri="http://schemas.openxmlformats.org/drawingml/2006/picture">
+                <pic:pic xmlns:pic="http://schemas.openxmlformats.org/drawingml/2006/picture">
+                  <pic:nvPicPr>
+                    <pic:cNvPr id="2044212648" name=""/>
+                    <pic:cNvPicPr/>
+                  </pic:nvPicPr>
+                  <pic:blipFill>
+                    <a:blip r:embed="rId21"/>
+                    <a:stretch>
+                      <a:fillRect/>
+                    </a:stretch>
+                  </pic:blipFill>
+                  <pic:spPr>
+                    <a:xfrm>
+                      <a:off x="0" y="0"/>
+                      <a:ext cx="5063012" cy="1555950"/>
+                    </a:xfrm>
+                    <a:prstGeom prst="rect">
+                      <a:avLst/>
+                    </a:prstGeom>
+                  </pic:spPr>
+                </pic:pic>
+              </a:graphicData>
+            </a:graphic>
+          </wp:inline>
+        </w:drawing>
+      </w:r>
+    </w:p>
+    <w:p>
+      <w:pPr>
+        <w:pStyle w:val="afb"/>
+      </w:pPr>
+      <w:r>
+        <w:t xml:space="preserve">Настроил агрегацию для портов </w:t>
+      </w:r>
+      <w:r>
+        <w:rPr>
+          <w:lang w:val="en-US"/>
+        </w:rPr>
+        <w:t>Fa</w:t>
+      </w:r>
+      <w:r>
+        <w:t>0/20-</w:t>
+      </w:r>
+      <w:r>
+        <w:rPr>
+          <w:lang w:val="en-US"/>
+        </w:rPr>
+        <w:t>Fa</w:t>
+      </w:r>
+      <w:r>
+        <w:t>0/23</w:t>
+      </w:r>
+      <w:r>
+        <w:t xml:space="preserve"> на обоих коммутаторах.</w:t>
+      </w:r>
+    </w:p>
+    <w:p>
+      <w:pPr>
+        <w:pStyle w:val="aff"/>
+        <w:rPr>
+          <w:highlight w:val="lightGray"/>
+          <w:lang w:val="en-US"/>
+        </w:rPr>
+      </w:pPr>
+      <w:r>
+        <w:rPr>
+          <w:highlight w:val="lightGray"/>
+          <w:lang w:val="en-US"/>
+        </w:rPr>
+        <w:t>int range Fa0/20-23</w:t>
+      </w:r>
+    </w:p>
+    <w:p>
+      <w:pPr>
+        <w:pStyle w:val="aff"/>
+        <w:rPr>
+          <w:lang w:val="en-US"/>
+        </w:rPr>
+      </w:pPr>
+      <w:r>
+        <w:rPr>
+          <w:highlight w:val="lightGray"/>
+          <w:lang w:val="en-US"/>
+        </w:rPr>
+        <w:t>channel-group 1 mode on</w:t>
+      </w:r>
+    </w:p>
+    <w:p>
+      <w:pPr>
+        <w:pStyle w:val="aff"/>
+        <w:rPr>
+          <w:lang w:val="en-US"/>
+        </w:rPr>
+      </w:pPr>
+      <w:r>
+        <w:rPr>
+          <w:noProof/>
+        </w:rPr>
+        <w:drawing>
+          <wp:inline distT="0" distB="0" distL="0" distR="0" wp14:anchorId="7308EEB7" wp14:editId="37CBF00D">
+            <wp:extent cx="4834467" cy="734245"/>
+            <wp:effectExtent l="0" t="0" r="4445" b="8890"/>
+            <wp:docPr id="90649501" name="Рисунок 1"/>
+            <wp:cNvGraphicFramePr>
+              <a:graphicFrameLocks xmlns:a="http://schemas.openxmlformats.org/drawingml/2006/main" noChangeAspect="1"/>
+            </wp:cNvGraphicFramePr>
+            <a:graphic xmlns:a="http://schemas.openxmlformats.org/drawingml/2006/main">
+              <a:graphicData uri="http://schemas.openxmlformats.org/drawingml/2006/picture">
+                <pic:pic xmlns:pic="http://schemas.openxmlformats.org/drawingml/2006/picture">
+                  <pic:nvPicPr>
+                    <pic:cNvPr id="90649501" name=""/>
+                    <pic:cNvPicPr/>
+                  </pic:nvPicPr>
+                  <pic:blipFill>
+                    <a:blip r:embed="rId22"/>
+                    <a:stretch>
+                      <a:fillRect/>
+                    </a:stretch>
+                  </pic:blipFill>
+                  <pic:spPr>
+                    <a:xfrm>
+                      <a:off x="0" y="0"/>
+                      <a:ext cx="4856464" cy="737586"/>
+                    </a:xfrm>
+                    <a:prstGeom prst="rect">
+                      <a:avLst/>
+                    </a:prstGeom>
+                  </pic:spPr>
+                </pic:pic>
+              </a:graphicData>
+            </a:graphic>
+          </wp:inline>
+        </w:drawing>
+      </w:r>
+    </w:p>
+    <w:p>
+      <w:pPr>
+        <w:pStyle w:val="aff"/>
+      </w:pPr>
+      <w:r>
+        <w:rPr>
+          <w:noProof/>
+          <w:lang w:val="en-US"/>
+        </w:rPr>
+        <w:drawing>
+          <wp:inline distT="0" distB="0" distL="0" distR="0" wp14:anchorId="31EA5BAF" wp14:editId="750C67A5">
+            <wp:extent cx="4783667" cy="713314"/>
+            <wp:effectExtent l="0" t="0" r="0" b="0"/>
+            <wp:docPr id="1586116595" name="Рисунок 1"/>
+            <wp:cNvGraphicFramePr>
+              <a:graphicFrameLocks xmlns:a="http://schemas.openxmlformats.org/drawingml/2006/main" noChangeAspect="1"/>
+            </wp:cNvGraphicFramePr>
+            <a:graphic xmlns:a="http://schemas.openxmlformats.org/drawingml/2006/main">
+              <a:graphicData uri="http://schemas.openxmlformats.org/drawingml/2006/picture">
+                <pic:pic xmlns:pic="http://schemas.openxmlformats.org/drawingml/2006/picture">
+                  <pic:nvPicPr>
+                    <pic:cNvPr id="1586116595" name=""/>
+                    <pic:cNvPicPr/>
+                  </pic:nvPicPr>
+                  <pic:blipFill rotWithShape="1">
+                    <a:blip r:embed="rId23"/>
+                    <a:srcRect l="606"/>
+                    <a:stretch/>
+                  </pic:blipFill>
+                  <pic:spPr bwMode="auto">
+                    <a:xfrm>
+                      <a:off x="0" y="0"/>
+                      <a:ext cx="4813230" cy="717722"/>
+                    </a:xfrm>
+                    <a:prstGeom prst="rect">
+                      <a:avLst/>
+                    </a:prstGeom>
+                    <a:ln>
+                      <a:noFill/>
+                    </a:ln>
+                    <a:extLst>
+                      <a:ext uri="{53640926-AAD7-44D8-BBD7-CCE9431645EC}">
+                        <a14:shadowObscured xmlns:a14="http://schemas.microsoft.com/office/drawing/2010/main"/>
+                      </a:ext>
+                    </a:extLst>
+                  </pic:spPr>
+                </pic:pic>
+              </a:graphicData>
+            </a:graphic>
+          </wp:inline>
+        </w:drawing>
+      </w:r>
+    </w:p>
+    <w:p>
+      <w:r>
+        <w:t>Соединил коммутаторы 4-мя соединениями.</w:t>
+      </w:r>
+    </w:p>
+    <w:p>
+      <w:pPr>
+        <w:pStyle w:val="aff"/>
+        <w:rPr>
+          <w:lang w:val="en-US"/>
+        </w:rPr>
+      </w:pPr>
+      <w:r>
+        <w:rPr>
+          <w:noProof/>
+          <w:lang w:val="en-US"/>
+        </w:rPr>
+        <w:drawing>
+          <wp:inline distT="0" distB="0" distL="0" distR="0" wp14:anchorId="294E4930" wp14:editId="162B2CEA">
+            <wp:extent cx="2318932" cy="4030894"/>
+            <wp:effectExtent l="1270" t="0" r="6985" b="6985"/>
+            <wp:docPr id="733016283" name="Рисунок 1"/>
+            <wp:cNvGraphicFramePr>
+              <a:graphicFrameLocks xmlns:a="http://schemas.openxmlformats.org/drawingml/2006/main" noChangeAspect="1"/>
+            </wp:cNvGraphicFramePr>
+            <a:graphic xmlns:a="http://schemas.openxmlformats.org/drawingml/2006/main">
+              <a:graphicData uri="http://schemas.openxmlformats.org/drawingml/2006/picture">
+                <pic:pic xmlns:pic="http://schemas.openxmlformats.org/drawingml/2006/picture">
+                  <pic:nvPicPr>
+                    <pic:cNvPr id="733016283" name=""/>
+                    <pic:cNvPicPr/>
+                  </pic:nvPicPr>
+                  <pic:blipFill>
+                    <a:blip r:embed="rId24"/>
+                    <a:stretch>
+                      <a:fillRect/>
+                    </a:stretch>
+                  </pic:blipFill>
+                  <pic:spPr>
+                    <a:xfrm rot="5400000">
+                      <a:off x="0" y="0"/>
+                      <a:ext cx="2335151" cy="4059086"/>
+                    </a:xfrm>
+                    <a:prstGeom prst="rect">
+                      <a:avLst/>
+                    </a:prstGeom>
+                  </pic:spPr>
+                </pic:pic>
+              </a:graphicData>
+            </a:graphic>
+          </wp:inline>
+        </w:drawing>
+      </w:r>
+    </w:p>
+    <w:p>
+      <w:pPr>
+        <w:pStyle w:val="afb"/>
+        <w:numPr>
+          <w:ilvl w:val="0"/>
+          <w:numId w:val="14"/>
+        </w:numPr>
+        <w:rPr>
+          <w:lang w:val="en-US"/>
+        </w:rPr>
+      </w:pPr>
+      <w:r>
+        <w:lastRenderedPageBreak/>
+        <w:t>Протестируем</w:t>
+      </w:r>
+      <w:r>
+        <w:t>.</w:t>
+      </w:r>
+    </w:p>
+    <w:p>
+      <w:pPr>
+        <w:pStyle w:val="afb"/>
+      </w:pPr>
+      <w:r>
+        <w:t>Простая о</w:t>
+      </w:r>
+      <w:r>
+        <w:t>тправка пакетов</w:t>
+      </w:r>
+      <w:r>
+        <w:t xml:space="preserve"> по каналу проходит.</w:t>
+      </w:r>
+    </w:p>
+    <w:p>
+      <w:pPr>
+        <w:pStyle w:val="aff"/>
+      </w:pPr>
+      <w:r>
+        <w:rPr>
+          <w:noProof/>
+        </w:rPr>
+        <w:drawing>
+          <wp:inline distT="0" distB="0" distL="0" distR="0" wp14:anchorId="2516E455" wp14:editId="62D75B69">
+            <wp:extent cx="5960557" cy="3225800"/>
+            <wp:effectExtent l="0" t="0" r="2540" b="0"/>
+            <wp:docPr id="731049648" name="Рисунок 1"/>
+            <wp:cNvGraphicFramePr>
+              <a:graphicFrameLocks xmlns:a="http://schemas.openxmlformats.org/drawingml/2006/main" noChangeAspect="1"/>
+            </wp:cNvGraphicFramePr>
+            <a:graphic xmlns:a="http://schemas.openxmlformats.org/drawingml/2006/main">
+              <a:graphicData uri="http://schemas.openxmlformats.org/drawingml/2006/picture">
+                <pic:pic xmlns:pic="http://schemas.openxmlformats.org/drawingml/2006/picture">
+                  <pic:nvPicPr>
+                    <pic:cNvPr id="731049648" name=""/>
+                    <pic:cNvPicPr/>
+                  </pic:nvPicPr>
+                  <pic:blipFill>
+                    <a:blip r:embed="rId25"/>
+                    <a:stretch>
+                      <a:fillRect/>
+                    </a:stretch>
+                  </pic:blipFill>
+                  <pic:spPr>
+                    <a:xfrm>
+                      <a:off x="0" y="0"/>
+                      <a:ext cx="5996490" cy="3245246"/>
+                    </a:xfrm>
+                    <a:prstGeom prst="rect">
+                      <a:avLst/>
+                    </a:prstGeom>
+                  </pic:spPr>
+                </pic:pic>
+              </a:graphicData>
+            </a:graphic>
+          </wp:inline>
+        </w:drawing>
+      </w:r>
+    </w:p>
+    <w:p>
+      <w:pPr>
+        <w:pStyle w:val="afb"/>
+      </w:pPr>
+      <w:r>
+        <w:t xml:space="preserve">С компьютера </w:t>
+      </w:r>
+      <w:r>
+        <w:rPr>
+          <w:lang w:val="en-US"/>
+        </w:rPr>
+        <w:t>PC</w:t>
+      </w:r>
+      <w:r>
+        <w:t xml:space="preserve">6-1 </w:t>
+      </w:r>
+      <w:r>
+        <w:t xml:space="preserve">на </w:t>
+      </w:r>
+      <w:r>
+        <w:rPr>
+          <w:lang w:val="en-US"/>
+        </w:rPr>
+        <w:t>PC</w:t>
+      </w:r>
+      <w:r>
+        <w:t xml:space="preserve">8-1 </w:t>
+      </w:r>
+      <w:r>
+        <w:t xml:space="preserve">запустим бесконечный </w:t>
+      </w:r>
+      <w:r>
+        <w:rPr>
+          <w:lang w:val="en-US"/>
+        </w:rPr>
+        <w:t>ping</w:t>
+      </w:r>
+      <w:r>
+        <w:t>.</w:t>
+      </w:r>
+    </w:p>
+    <w:p>
+      <w:pPr>
+        <w:pStyle w:val="aff"/>
+        <w:rPr>
+          <w:lang w:val="en-US"/>
+        </w:rPr>
+      </w:pPr>
+      <w:r>
+        <w:rPr>
+          <w:noProof/>
+          <w:lang w:val="en-US"/>
+        </w:rPr>
+        <w:drawing>
+          <wp:inline distT="0" distB="0" distL="0" distR="0" wp14:anchorId="4BE2E3BA" wp14:editId="416351C0">
+            <wp:extent cx="4360987" cy="1481667"/>
+            <wp:effectExtent l="0" t="0" r="1905" b="4445"/>
+            <wp:docPr id="1209388485" name="Рисунок 1"/>
+            <wp:cNvGraphicFramePr>
+              <a:graphicFrameLocks xmlns:a="http://schemas.openxmlformats.org/drawingml/2006/main" noChangeAspect="1"/>
+            </wp:cNvGraphicFramePr>
+            <a:graphic xmlns:a="http://schemas.openxmlformats.org/drawingml/2006/main">
+              <a:graphicData uri="http://schemas.openxmlformats.org/drawingml/2006/picture">
+                <pic:pic xmlns:pic="http://schemas.openxmlformats.org/drawingml/2006/picture">
+                  <pic:nvPicPr>
+                    <pic:cNvPr id="1209388485" name=""/>
+                    <pic:cNvPicPr/>
+                  </pic:nvPicPr>
+                  <pic:blipFill>
+                    <a:blip r:embed="rId26"/>
+                    <a:stretch>
+                      <a:fillRect/>
+                    </a:stretch>
+                  </pic:blipFill>
+                  <pic:spPr>
+                    <a:xfrm>
+                      <a:off x="0" y="0"/>
+                      <a:ext cx="4380722" cy="1488372"/>
+                    </a:xfrm>
+                    <a:prstGeom prst="rect">
+                      <a:avLst/>
+                    </a:prstGeom>
+                  </pic:spPr>
+                </pic:pic>
+              </a:graphicData>
+            </a:graphic>
+          </wp:inline>
+        </w:drawing>
+      </w:r>
+    </w:p>
+    <w:p>
+      <w:r>
+        <w:t xml:space="preserve">Выключим, к примеру, 21-23 порты на </w:t>
+      </w:r>
+      <w:r>
+        <w:rPr>
+          <w:lang w:val="en-US"/>
+        </w:rPr>
+        <w:t>Switch</w:t>
+      </w:r>
+      <w:r>
+        <w:t>5.</w:t>
+      </w:r>
+    </w:p>
+    <w:p>
+      <w:pPr>
+        <w:pStyle w:val="aff"/>
+        <w:rPr>
+          <w:lang w:val="en-US"/>
+        </w:rPr>
+      </w:pPr>
+      <w:r>
+        <w:rPr>
+          <w:noProof/>
+        </w:rPr>
+        <w:drawing>
+          <wp:inline distT="0" distB="0" distL="0" distR="0" wp14:anchorId="54A77CDA" wp14:editId="386D9C59">
+            <wp:extent cx="4067743" cy="438211"/>
+            <wp:effectExtent l="0" t="0" r="9525" b="0"/>
+            <wp:docPr id="683546335" name="Рисунок 1"/>
+            <wp:cNvGraphicFramePr>
+              <a:graphicFrameLocks xmlns:a="http://schemas.openxmlformats.org/drawingml/2006/main" noChangeAspect="1"/>
+            </wp:cNvGraphicFramePr>
+            <a:graphic xmlns:a="http://schemas.openxmlformats.org/drawingml/2006/main">
+              <a:graphicData uri="http://schemas.openxmlformats.org/drawingml/2006/picture">
+                <pic:pic xmlns:pic="http://schemas.openxmlformats.org/drawingml/2006/picture">
+                  <pic:nvPicPr>
+                    <pic:cNvPr id="683546335" name=""/>
+                    <pic:cNvPicPr/>
+                  </pic:nvPicPr>
+                  <pic:blipFill>
+                    <a:blip r:embed="rId27"/>
+                    <a:stretch>
+                      <a:fillRect/>
+                    </a:stretch>
+                  </pic:blipFill>
+                  <pic:spPr>
+                    <a:xfrm>
+                      <a:off x="0" y="0"/>
+                      <a:ext cx="4067743" cy="438211"/>
+                    </a:xfrm>
+                    <a:prstGeom prst="rect">
+                      <a:avLst/>
+                    </a:prstGeom>
+                  </pic:spPr>
+                </pic:pic>
+              </a:graphicData>
+            </a:graphic>
+          </wp:inline>
+        </w:drawing>
+      </w:r>
+    </w:p>
+    <w:p>
+      <w:r>
+        <w:t>Связь не оборвалась, но была заметна задержка.</w:t>
+      </w:r>
+    </w:p>
+    <w:p>
+      <w:pPr>
+        <w:pStyle w:val="aff"/>
+        <w:rPr>
+          <w:lang w:val="en-US"/>
+        </w:rPr>
+      </w:pPr>
+      <w:r>
+        <w:rPr>
+          <w:noProof/>
+        </w:rPr>
+        <w:drawing>
+          <wp:inline distT="0" distB="0" distL="0" distR="0" wp14:anchorId="07AC89C3" wp14:editId="5A77F781">
+            <wp:extent cx="4902199" cy="1634067"/>
+            <wp:effectExtent l="0" t="0" r="0" b="4445"/>
+            <wp:docPr id="2019297242" name="Рисунок 1"/>
+            <wp:cNvGraphicFramePr>
+              <a:graphicFrameLocks xmlns:a="http://schemas.openxmlformats.org/drawingml/2006/main" noChangeAspect="1"/>
+            </wp:cNvGraphicFramePr>
+            <a:graphic xmlns:a="http://schemas.openxmlformats.org/drawingml/2006/main">
+              <a:graphicData uri="http://schemas.openxmlformats.org/drawingml/2006/picture">
+                <pic:pic xmlns:pic="http://schemas.openxmlformats.org/drawingml/2006/picture">
+                  <pic:nvPicPr>
+                    <pic:cNvPr id="2019297242" name=""/>
+                    <pic:cNvPicPr/>
+                  </pic:nvPicPr>
+                  <pic:blipFill>
+                    <a:blip r:embed="rId28"/>
+                    <a:stretch>
+                      <a:fillRect/>
+                    </a:stretch>
+                  </pic:blipFill>
+                  <pic:spPr>
+                    <a:xfrm>
+                      <a:off x="0" y="0"/>
+                      <a:ext cx="4946461" cy="1648821"/>
+                    </a:xfrm>
+                    <a:prstGeom prst="rect">
+                      <a:avLst/>
+                    </a:prstGeom>
+                  </pic:spPr>
+                </pic:pic>
+              </a:graphicData>
+            </a:graphic>
+          </wp:inline>
+        </w:drawing>
+      </w:r>
+    </w:p>
+    <w:p>
+      <w:pPr>
+        <w:pStyle w:val="a6"/>
+        <w:rPr>
+          <w:lang w:val="ru-RU"/>
+        </w:rPr>
+      </w:pPr>
+      <w:r>
+        <w:rPr>
+          <w:lang w:val="ru-RU"/>
+        </w:rPr>
+        <w:lastRenderedPageBreak/>
+        <w:t xml:space="preserve">2.2. Динамическое агрегирование </w:t>
+      </w:r>
+      <w:r>
+        <w:t>LACP</w:t>
+      </w:r>
+      <w:r>
+        <w:rPr>
+          <w:lang w:val="ru-RU"/>
+        </w:rPr>
+        <w:t>.</w:t>
+      </w:r>
+    </w:p>
+    <w:p>
+      <w:pPr>
+        <w:pStyle w:val="afb"/>
+      </w:pPr>
+      <w:r>
+        <w:rPr>
+          <w:lang w:val="en-US"/>
+        </w:rPr>
+        <w:t>a</w:t>
+      </w:r>
+      <w:r>
+        <w:t xml:space="preserve">) </w:t>
+      </w:r>
+      <w:r>
+        <w:t>Перестрои</w:t>
+      </w:r>
+      <w:r>
+        <w:t>м</w:t>
+      </w:r>
+      <w:r>
+        <w:t xml:space="preserve"> модель сети.</w:t>
+      </w:r>
+    </w:p>
+    <w:p>
+      <w:pPr>
+        <w:pStyle w:val="aff"/>
+      </w:pPr>
+      <w:r>
+        <w:rPr>
+          <w:noProof/>
+        </w:rPr>
+        <w:drawing>
+          <wp:inline distT="0" distB="0" distL="0" distR="0" wp14:anchorId="08842BA1" wp14:editId="4EF97ED0">
+            <wp:extent cx="5359400" cy="4030393"/>
+            <wp:effectExtent l="0" t="0" r="0" b="8255"/>
+            <wp:docPr id="46016354" name="Рисунок 1"/>
+            <wp:cNvGraphicFramePr>
+              <a:graphicFrameLocks xmlns:a="http://schemas.openxmlformats.org/drawingml/2006/main" noChangeAspect="1"/>
+            </wp:cNvGraphicFramePr>
+            <a:graphic xmlns:a="http://schemas.openxmlformats.org/drawingml/2006/main">
+              <a:graphicData uri="http://schemas.openxmlformats.org/drawingml/2006/picture">
+                <pic:pic xmlns:pic="http://schemas.openxmlformats.org/drawingml/2006/picture">
+                  <pic:nvPicPr>
+                    <pic:cNvPr id="46016354" name=""/>
+                    <pic:cNvPicPr/>
+                  </pic:nvPicPr>
+                  <pic:blipFill>
+                    <a:blip r:embed="rId29"/>
+                    <a:stretch>
+                      <a:fillRect/>
+                    </a:stretch>
+                  </pic:blipFill>
+                  <pic:spPr>
+                    <a:xfrm>
+                      <a:off x="0" y="0"/>
+                      <a:ext cx="5361014" cy="4031607"/>
+                    </a:xfrm>
+                    <a:prstGeom prst="rect">
+                      <a:avLst/>
+                    </a:prstGeom>
+                  </pic:spPr>
+                </pic:pic>
+              </a:graphicData>
+            </a:graphic>
+          </wp:inline>
+        </w:drawing>
+      </w:r>
+    </w:p>
+    <w:p>
+      <w:pPr>
+        <w:pStyle w:val="afb"/>
+        <w:rPr>
+          <w:lang w:val="en-US"/>
+        </w:rPr>
+      </w:pPr>
+      <w:r>
+        <w:rPr>
+          <w:lang w:val="en-US"/>
+        </w:rPr>
+        <w:t>b</w:t>
+      </w:r>
+      <w:r>
+        <w:t xml:space="preserve">) </w:t>
+      </w:r>
+      <w:r>
+        <w:t>Соедини</w:t>
+      </w:r>
+      <w:r>
+        <w:t>м</w:t>
+      </w:r>
+      <w:r>
+        <w:t xml:space="preserve"> коммутаторы агрегацией.</w:t>
+      </w:r>
+    </w:p>
+    <w:tbl>
+      <w:tblPr>
+        <w:tblStyle w:val="af4"/>
+        <w:tblW w:w="0" w:type="auto"/>
+        <w:tblLook w:val="04A0" w:firstRow="1" w:lastRow="0" w:firstColumn="1" w:lastColumn="0" w:noHBand="0" w:noVBand="1"/>
+      </w:tblPr>
+      <w:tblGrid>
+        <w:gridCol w:w="4341"/>
+        <w:gridCol w:w="5287"/>
+      </w:tblGrid>
+      <w:tr>
+        <w:tc>
+          <w:tcPr>
+            <w:tcW w:w="4341" w:type="dxa"/>
+          </w:tcPr>
+          <w:p>
+            <w:pPr>
+              <w:pStyle w:val="afb"/>
+              <w:spacing w:line="240" w:lineRule="auto"/>
+              <w:ind w:firstLine="35"/>
+            </w:pPr>
+            <w:r>
+              <w:t xml:space="preserve">Настройка 1 группы на </w:t>
+            </w:r>
+            <w:r>
+              <w:rPr>
+                <w:lang w:val="en-US"/>
+              </w:rPr>
+              <w:t>Switch</w:t>
+            </w:r>
+            <w:r>
+              <w:t xml:space="preserve"> </w:t>
+            </w:r>
+            <w:r>
+              <w:rPr>
+                <w:lang w:val="en-US"/>
+              </w:rPr>
+              <w:t>L</w:t>
+            </w:r>
+            <w:r>
+              <w:t>3</w:t>
+            </w:r>
+          </w:p>
+        </w:tc>
+        <w:tc>
+          <w:tcPr>
+            <w:tcW w:w="5287" w:type="dxa"/>
+          </w:tcPr>
+          <w:p>
+            <w:pPr>
+              <w:pStyle w:val="afb"/>
+              <w:spacing w:line="240" w:lineRule="auto"/>
+              <w:ind w:firstLine="0"/>
+              <w:jc w:val="left"/>
+              <w:rPr>
+                <w:lang w:val="en-US"/>
+              </w:rPr>
+            </w:pPr>
+            <w:r>
+              <w:rPr>
+                <w:lang w:val="en-US"/>
+              </w:rPr>
+              <w:t>interface range f0/19-20</w:t>
+            </w:r>
+          </w:p>
+          <w:p>
+            <w:pPr>
+              <w:pStyle w:val="afb"/>
+              <w:spacing w:line="240" w:lineRule="auto"/>
+              <w:ind w:firstLine="0"/>
+              <w:jc w:val="left"/>
+              <w:rPr>
+                <w:lang w:val="en-US"/>
+              </w:rPr>
+            </w:pPr>
+            <w:r>
+              <w:rPr>
+                <w:lang w:val="en-US"/>
+              </w:rPr>
+              <w:t>channel-protocol lacp</w:t>
+            </w:r>
+          </w:p>
+          <w:p>
+            <w:pPr>
+              <w:pStyle w:val="afb"/>
+              <w:spacing w:line="240" w:lineRule="auto"/>
+              <w:ind w:firstLine="0"/>
+              <w:jc w:val="left"/>
+            </w:pPr>
+            <w:r>
+              <w:t>channel-group 1 mode active</w:t>
+            </w:r>
+          </w:p>
+        </w:tc>
+      </w:tr>
+      <w:tr>
+        <w:tc>
+          <w:tcPr>
+            <w:tcW w:w="4341" w:type="dxa"/>
+          </w:tcPr>
+          <w:p>
+            <w:pPr>
+              <w:pStyle w:val="afb"/>
+              <w:spacing w:line="240" w:lineRule="auto"/>
+              <w:ind w:firstLine="35"/>
+            </w:pPr>
+            <w:r>
+              <w:t xml:space="preserve">Настройка </w:t>
+            </w:r>
+            <w:r>
+              <w:t>2</w:t>
+            </w:r>
+            <w:r>
+              <w:t xml:space="preserve"> группы на </w:t>
+            </w:r>
+            <w:r>
+              <w:rPr>
+                <w:lang w:val="en-US"/>
+              </w:rPr>
+              <w:t>Switch</w:t>
+            </w:r>
+            <w:r>
+              <w:t xml:space="preserve"> </w:t>
+            </w:r>
+            <w:r>
+              <w:rPr>
+                <w:lang w:val="en-US"/>
+              </w:rPr>
+              <w:t>L</w:t>
+            </w:r>
+            <w:r>
+              <w:t>3</w:t>
+            </w:r>
+          </w:p>
+        </w:tc>
+        <w:tc>
+          <w:tcPr>
+            <w:tcW w:w="5287" w:type="dxa"/>
+          </w:tcPr>
+          <w:p>
+            <w:pPr>
+              <w:pStyle w:val="afb"/>
+              <w:spacing w:line="240" w:lineRule="auto"/>
+              <w:ind w:firstLine="0"/>
+              <w:jc w:val="left"/>
+            </w:pPr>
+            <w:r>
+              <w:t>interface range f0/21-22</w:t>
+            </w:r>
+          </w:p>
+          <w:p>
+            <w:pPr>
+              <w:pStyle w:val="afb"/>
+              <w:spacing w:line="240" w:lineRule="auto"/>
+              <w:ind w:firstLine="0"/>
+              <w:jc w:val="left"/>
+            </w:pPr>
+            <w:r>
+              <w:t>channel-protocol lacp</w:t>
+            </w:r>
+          </w:p>
+          <w:p>
+            <w:pPr>
+              <w:pStyle w:val="afb"/>
+              <w:spacing w:line="240" w:lineRule="auto"/>
+              <w:ind w:firstLine="0"/>
+              <w:jc w:val="left"/>
+            </w:pPr>
+            <w:r>
+              <w:t>channel-group 2 mode active</w:t>
+            </w:r>
+          </w:p>
+        </w:tc>
+      </w:tr>
+      <w:tr>
+        <w:tc>
+          <w:tcPr>
+            <w:tcW w:w="4341" w:type="dxa"/>
+          </w:tcPr>
+          <w:p>
+            <w:pPr>
+              <w:pStyle w:val="afb"/>
+              <w:spacing w:line="240" w:lineRule="auto"/>
+              <w:ind w:firstLine="35"/>
+            </w:pPr>
+            <w:r>
+              <w:t xml:space="preserve">Настройка </w:t>
+            </w:r>
+            <w:r>
+              <w:t>3</w:t>
+            </w:r>
+            <w:r>
+              <w:t xml:space="preserve"> группы на </w:t>
+            </w:r>
+            <w:r>
+              <w:rPr>
+                <w:lang w:val="en-US"/>
+              </w:rPr>
+              <w:t>Switch</w:t>
+            </w:r>
+            <w:r>
+              <w:t xml:space="preserve"> </w:t>
+            </w:r>
+            <w:r>
+              <w:rPr>
+                <w:lang w:val="en-US"/>
+              </w:rPr>
+              <w:t>L</w:t>
+            </w:r>
+            <w:r>
+              <w:t>3</w:t>
+            </w:r>
+          </w:p>
+        </w:tc>
+        <w:tc>
+          <w:tcPr>
+            <w:tcW w:w="5287" w:type="dxa"/>
+          </w:tcPr>
+          <w:p>
+            <w:pPr>
+              <w:pStyle w:val="afb"/>
+              <w:spacing w:line="240" w:lineRule="auto"/>
+              <w:ind w:firstLine="0"/>
+              <w:jc w:val="left"/>
+            </w:pPr>
+            <w:r>
+              <w:t>interface range f0/23-24</w:t>
+            </w:r>
+          </w:p>
+          <w:p>
+            <w:pPr>
+              <w:pStyle w:val="afb"/>
+              <w:spacing w:line="240" w:lineRule="auto"/>
+              <w:ind w:firstLine="0"/>
+              <w:jc w:val="left"/>
+            </w:pPr>
+            <w:r>
+              <w:t>channel-protocol lacp</w:t>
+            </w:r>
+          </w:p>
+          <w:p>
+            <w:pPr>
+              <w:pStyle w:val="afb"/>
+              <w:spacing w:line="240" w:lineRule="auto"/>
+              <w:ind w:firstLine="0"/>
+              <w:jc w:val="left"/>
+            </w:pPr>
+            <w:r>
+              <w:t>channel-group 3 mode active</w:t>
+            </w:r>
+          </w:p>
+        </w:tc>
+      </w:tr>
+      <w:tr>
+        <w:tc>
+          <w:tcPr>
+            <w:tcW w:w="4341" w:type="dxa"/>
+          </w:tcPr>
+          <w:p>
+            <w:pPr>
+              <w:pStyle w:val="afb"/>
+              <w:spacing w:line="240" w:lineRule="auto"/>
+              <w:ind w:firstLine="35"/>
+            </w:pPr>
+            <w:r>
+              <w:t xml:space="preserve">Настройка группы на </w:t>
+            </w:r>
+            <w:r>
+              <w:t>5</w:t>
+            </w:r>
+            <w:r>
+              <w:rPr>
+                <w:lang w:val="en-US"/>
+              </w:rPr>
+              <w:t xml:space="preserve">, 6, 7 </w:t>
+            </w:r>
+            <w:r>
+              <w:t>коммутаторах</w:t>
+            </w:r>
+          </w:p>
+        </w:tc>
+        <w:tc>
+          <w:tcPr>
+            <w:tcW w:w="5287" w:type="dxa"/>
+          </w:tcPr>
+          <w:p>
+            <w:pPr>
+              <w:pStyle w:val="afb"/>
+              <w:spacing w:line="240" w:lineRule="auto"/>
+              <w:ind w:firstLine="0"/>
+              <w:jc w:val="left"/>
+              <w:rPr>
+                <w:lang w:val="en-US"/>
+              </w:rPr>
+            </w:pPr>
+            <w:r>
+              <w:rPr>
+                <w:lang w:val="en-US"/>
+              </w:rPr>
+              <w:t>interface range f0/23-24</w:t>
+            </w:r>
+          </w:p>
+          <w:p>
+            <w:pPr>
+              <w:pStyle w:val="afb"/>
+              <w:spacing w:line="240" w:lineRule="auto"/>
+              <w:ind w:firstLine="0"/>
+              <w:jc w:val="left"/>
+            </w:pPr>
+            <w:r>
+              <w:t>channel-protocol lacp</w:t>
+            </w:r>
+          </w:p>
+          <w:p>
+            <w:pPr>
+              <w:pStyle w:val="afb"/>
+              <w:spacing w:line="240" w:lineRule="auto"/>
+              <w:ind w:firstLine="0"/>
+              <w:jc w:val="left"/>
+            </w:pPr>
+            <w:r>
+              <w:t>channel-group</w:t>
+            </w:r>
+            <w:r>
+              <w:rPr>
+                <w:lang w:val="en-US"/>
+              </w:rPr>
+              <w:t xml:space="preserve"> 1 mode </w:t>
+            </w:r>
+            <w:r>
+              <w:rPr>
+                <w:lang w:val="en-US"/>
+              </w:rPr>
+              <w:t>passive</w:t>
+            </w:r>
+          </w:p>
+        </w:tc>
+      </w:tr>
+      <w:tr>
+        <w:tc>
+          <w:tcPr>
+            <w:tcW w:w="4341" w:type="dxa"/>
+          </w:tcPr>
+          <w:p>
+            <w:pPr>
+              <w:pStyle w:val="afb"/>
+              <w:spacing w:line="240" w:lineRule="auto"/>
+              <w:ind w:firstLine="35"/>
+            </w:pPr>
+            <w:r>
+              <w:t>Просмотр состояния</w:t>
+            </w:r>
+          </w:p>
+        </w:tc>
+        <w:tc>
+          <w:tcPr>
+            <w:tcW w:w="5287" w:type="dxa"/>
+          </w:tcPr>
+          <w:p>
+            <w:pPr>
+              <w:pStyle w:val="afb"/>
+              <w:spacing w:line="240" w:lineRule="auto"/>
+              <w:ind w:firstLine="0"/>
+              <w:rPr>
+                <w:lang w:val="en-US"/>
+              </w:rPr>
+            </w:pPr>
+            <w:r>
+              <w:rPr>
+                <w:lang w:val="en-US"/>
+              </w:rPr>
+              <w:t>show etherchannel summary</w:t>
+            </w:r>
+          </w:p>
+          <w:p>
+            <w:pPr>
+              <w:pStyle w:val="afb"/>
+              <w:spacing w:line="240" w:lineRule="auto"/>
+              <w:ind w:firstLine="0"/>
+              <w:rPr>
+                <w:lang w:val="en-US"/>
+              </w:rPr>
+            </w:pPr>
+            <w:r>
+              <w:rPr>
+                <w:lang w:val="en-US"/>
+              </w:rPr>
+              <w:t>sh etherchannel port-channel</w:t>
+            </w:r>
+          </w:p>
+        </w:tc>
+      </w:tr>
+    </w:tbl>
+    <w:p>
+      <w:pPr>
+        <w:pStyle w:val="aff"/>
+      </w:pPr>
+    </w:p>
+    <w:p>
+      <w:pPr>
+        <w:pStyle w:val="aff"/>
+      </w:pPr>
+    </w:p>
+    <w:p>
+      <w:pPr>
+        <w:pStyle w:val="aff"/>
+      </w:pPr>
+    </w:p>
+    <w:p>
+      <w:pPr>
+        <w:pStyle w:val="afb"/>
+      </w:pPr>
+      <w:r>
+        <w:lastRenderedPageBreak/>
+        <w:t>с) Протестируем.</w:t>
+      </w:r>
+    </w:p>
+    <w:p>
+      <w:pPr>
+        <w:pStyle w:val="afb"/>
+      </w:pPr>
+      <w:r>
+        <w:t>Р</w:t>
+      </w:r>
+      <w:r>
+        <w:t xml:space="preserve">езультат </w:t>
+      </w:r>
+      <w:r>
+        <w:rPr>
+          <w:lang w:val="en-US"/>
+        </w:rPr>
+        <w:t>show</w:t>
+      </w:r>
+      <w:r>
+        <w:t xml:space="preserve"> </w:t>
+      </w:r>
+      <w:r>
+        <w:rPr>
+          <w:lang w:val="en-US"/>
+        </w:rPr>
+        <w:t>etherchannel</w:t>
+      </w:r>
+      <w:r>
+        <w:t xml:space="preserve"> </w:t>
+      </w:r>
+      <w:r>
+        <w:rPr>
+          <w:lang w:val="en-US"/>
+        </w:rPr>
+        <w:t>summary</w:t>
+      </w:r>
+      <w:r>
+        <w:t xml:space="preserve"> на коммутаторе </w:t>
+      </w:r>
+      <w:r>
+        <w:rPr>
+          <w:lang w:val="en-US"/>
+        </w:rPr>
+        <w:t>L</w:t>
+      </w:r>
+      <w:r>
+        <w:t>3</w:t>
+      </w:r>
+      <w:r>
+        <w:t>:</w:t>
+      </w:r>
+    </w:p>
+    <w:p>
+      <w:pPr>
+        <w:pStyle w:val="aff"/>
+      </w:pPr>
+      <w:r>
+        <w:rPr>
+          <w:lang w:val="en-US"/>
+        </w:rPr>
+        <w:drawing>
+          <wp:inline distT="0" distB="0" distL="0" distR="0" wp14:anchorId="4A583E14" wp14:editId="3652518B">
+            <wp:extent cx="3556000" cy="1164201"/>
+            <wp:effectExtent l="0" t="0" r="6350" b="0"/>
+            <wp:docPr id="580534802" name="Рисунок 1"/>
+            <wp:cNvGraphicFramePr>
+              <a:graphicFrameLocks xmlns:a="http://schemas.openxmlformats.org/drawingml/2006/main" noChangeAspect="1"/>
+            </wp:cNvGraphicFramePr>
+            <a:graphic xmlns:a="http://schemas.openxmlformats.org/drawingml/2006/main">
+              <a:graphicData uri="http://schemas.openxmlformats.org/drawingml/2006/picture">
+                <pic:pic xmlns:pic="http://schemas.openxmlformats.org/drawingml/2006/picture">
+                  <pic:nvPicPr>
+                    <pic:cNvPr id="580534802" name=""/>
+                    <pic:cNvPicPr/>
+                  </pic:nvPicPr>
+                  <pic:blipFill>
+                    <a:blip r:embed="rId30"/>
+                    <a:stretch>
+                      <a:fillRect/>
+                    </a:stretch>
+                  </pic:blipFill>
+                  <pic:spPr>
+                    <a:xfrm>
+                      <a:off x="0" y="0"/>
+                      <a:ext cx="3582692" cy="1172940"/>
+                    </a:xfrm>
+                    <a:prstGeom prst="rect">
+                      <a:avLst/>
+                    </a:prstGeom>
+                  </pic:spPr>
+                </pic:pic>
+              </a:graphicData>
+            </a:graphic>
+          </wp:inline>
+        </w:drawing>
+      </w:r>
+    </w:p>
+    <w:p>
+      <w:pPr>
+        <w:pStyle w:val="afb"/>
+      </w:pPr>
+      <w:r>
+        <w:t>В эмуляции</w:t>
+      </w:r>
+      <w:r>
+        <w:t xml:space="preserve"> соединения горят зелёным:</w:t>
+      </w:r>
+    </w:p>
+    <w:p>
+      <w:pPr>
+        <w:pStyle w:val="aff"/>
+      </w:pPr>
+      <w:r>
+        <w:drawing>
+          <wp:inline distT="0" distB="0" distL="0" distR="0" wp14:anchorId="46003653" wp14:editId="5DBCC811">
+            <wp:extent cx="3318933" cy="2099579"/>
+            <wp:effectExtent l="0" t="0" r="0" b="0"/>
+            <wp:docPr id="282703303" name="Рисунок 1"/>
+            <wp:cNvGraphicFramePr>
+              <a:graphicFrameLocks xmlns:a="http://schemas.openxmlformats.org/drawingml/2006/main" noChangeAspect="1"/>
+            </wp:cNvGraphicFramePr>
+            <a:graphic xmlns:a="http://schemas.openxmlformats.org/drawingml/2006/main">
+              <a:graphicData uri="http://schemas.openxmlformats.org/drawingml/2006/picture">
+                <pic:pic xmlns:pic="http://schemas.openxmlformats.org/drawingml/2006/picture">
+                  <pic:nvPicPr>
+                    <pic:cNvPr id="282703303" name=""/>
+                    <pic:cNvPicPr/>
+                  </pic:nvPicPr>
+                  <pic:blipFill rotWithShape="1">
+                    <a:blip r:embed="rId31"/>
+                    <a:srcRect l="24763" t="27725" r="21004" b="26742"/>
+                    <a:stretch/>
+                  </pic:blipFill>
+                  <pic:spPr bwMode="auto">
+                    <a:xfrm>
+                      <a:off x="0" y="0"/>
+                      <a:ext cx="3319085" cy="2099675"/>
+                    </a:xfrm>
+                    <a:prstGeom prst="rect">
+                      <a:avLst/>
+                    </a:prstGeom>
+                    <a:ln>
+                      <a:noFill/>
+                    </a:ln>
+                    <a:extLst>
+                      <a:ext uri="{53640926-AAD7-44D8-BBD7-CCE9431645EC}">
+                        <a14:shadowObscured xmlns:a14="http://schemas.microsoft.com/office/drawing/2010/main"/>
+                      </a:ext>
+                    </a:extLst>
+                  </pic:spPr>
+                </pic:pic>
+              </a:graphicData>
+            </a:graphic>
+          </wp:inline>
+        </w:drawing>
+      </w:r>
+    </w:p>
+    <w:p>
+      <w:pPr>
+        <w:pStyle w:val="afb"/>
+      </w:pPr>
+      <w:r>
+        <w:t>После перезагрузки, система восстановилась и продолжила работу.</w:t>
+      </w:r>
+    </w:p>
+    <w:p>
+      <w:pPr>
+        <w:pStyle w:val="afb"/>
+      </w:pPr>
+      <w:r>
+        <w:t>Отправлено несколько сообщений между устройствами:</w:t>
+      </w:r>
+    </w:p>
+    <w:p>
+      <w:pPr>
+        <w:pStyle w:val="aff"/>
+      </w:pPr>
+      <w:r>
+        <w:drawing>
+          <wp:inline distT="0" distB="0" distL="0" distR="0" wp14:anchorId="42F43075" wp14:editId="2E54847D">
+            <wp:extent cx="6120130" cy="1282065"/>
+            <wp:effectExtent l="0" t="0" r="0" b="0"/>
+            <wp:docPr id="1692631766" name="Рисунок 1"/>
+            <wp:cNvGraphicFramePr>
+              <a:graphicFrameLocks xmlns:a="http://schemas.openxmlformats.org/drawingml/2006/main" noChangeAspect="1"/>
+            </wp:cNvGraphicFramePr>
+            <a:graphic xmlns:a="http://schemas.openxmlformats.org/drawingml/2006/main">
+              <a:graphicData uri="http://schemas.openxmlformats.org/drawingml/2006/picture">
+                <pic:pic xmlns:pic="http://schemas.openxmlformats.org/drawingml/2006/picture">
+                  <pic:nvPicPr>
+                    <pic:cNvPr id="1692631766" name=""/>
+                    <pic:cNvPicPr/>
+                  </pic:nvPicPr>
+                  <pic:blipFill>
+                    <a:blip r:embed="rId32"/>
+                    <a:stretch>
+                      <a:fillRect/>
+                    </a:stretch>
+                  </pic:blipFill>
+                  <pic:spPr>
+                    <a:xfrm>
+                      <a:off x="0" y="0"/>
+                      <a:ext cx="6120130" cy="1282065"/>
+                    </a:xfrm>
+                    <a:prstGeom prst="rect">
+                      <a:avLst/>
+                    </a:prstGeom>
+                  </pic:spPr>
+                </pic:pic>
+              </a:graphicData>
+            </a:graphic>
+          </wp:inline>
+        </w:drawing>
+      </w:r>
+    </w:p>
+    <w:p>
+      <w:pPr>
+        <w:rPr>
+          <w:lang w:val="en-US"/>
+        </w:rPr>
+      </w:pPr>
+      <w:r>
+        <w:t xml:space="preserve">Отключение порта </w:t>
+      </w:r>
+      <w:r>
+        <w:t>Switch7</w:t>
+      </w:r>
+      <w:r>
+        <w:t>-</w:t>
+      </w:r>
+      <w:r>
+        <w:t>fa0/24</w:t>
+      </w:r>
+      <w:r>
+        <w:t xml:space="preserve"> </w:t>
+      </w:r>
+      <w:r>
+        <w:t>не останавливает соединение:</w:t>
+      </w:r>
+    </w:p>
+    <w:p>
+      <w:pPr>
+        <w:rPr>
+          <w:lang w:val="en-US"/>
+        </w:rPr>
+      </w:pPr>
+      <w:r>
+        <w:rPr>
+          <w:lang w:val="en-US"/>
+        </w:rPr>
+        <w:drawing>
+          <wp:inline distT="0" distB="0" distL="0" distR="0" wp14:anchorId="6ECB4BF4" wp14:editId="023290A8">
+            <wp:extent cx="5054600" cy="1755808"/>
+            <wp:effectExtent l="0" t="0" r="0" b="0"/>
+            <wp:docPr id="587650963" name="Рисунок 1"/>
+            <wp:cNvGraphicFramePr>
+              <a:graphicFrameLocks xmlns:a="http://schemas.openxmlformats.org/drawingml/2006/main" noChangeAspect="1"/>
+            </wp:cNvGraphicFramePr>
+            <a:graphic xmlns:a="http://schemas.openxmlformats.org/drawingml/2006/main">
+              <a:graphicData uri="http://schemas.openxmlformats.org/drawingml/2006/picture">
+                <pic:pic xmlns:pic="http://schemas.openxmlformats.org/drawingml/2006/picture">
+                  <pic:nvPicPr>
+                    <pic:cNvPr id="587650963" name=""/>
+                    <pic:cNvPicPr/>
+                  </pic:nvPicPr>
+                  <pic:blipFill>
+                    <a:blip r:embed="rId33"/>
+                    <a:stretch>
+                      <a:fillRect/>
+                    </a:stretch>
+                  </pic:blipFill>
+                  <pic:spPr>
+                    <a:xfrm>
+                      <a:off x="0" y="0"/>
+                      <a:ext cx="5061221" cy="1758108"/>
+                    </a:xfrm>
+                    <a:prstGeom prst="rect">
+                      <a:avLst/>
+                    </a:prstGeom>
+                  </pic:spPr>
+                </pic:pic>
+              </a:graphicData>
+            </a:graphic>
+          </wp:inline>
+        </w:drawing>
+      </w:r>
+    </w:p>
+    <w:p>
+      <w:r>
+        <w:t>При обратном включении потребовалось время на восстановление</w:t>
+      </w:r>
+      <w:r>
+        <w:t>.</w:t>
+      </w:r>
     </w:p>
     <w:p>
       <w:pPr>
         <w:pStyle w:val="14"/>
       </w:pPr>
-      <w:bookmarkStart w:id="6" w:name="_Toc195580178"/>
-      <w:r>
+      <w:bookmarkStart w:id="6" w:name="_Toc197372913"/>
+      <w:r>
+        <w:lastRenderedPageBreak/>
         <w:t>З</w:t>
       </w:r>
       <w:bookmarkEnd w:id="5"/>
@@ -800,105 +4129,96 @@
       <w:bookmarkEnd w:id="6"/>
     </w:p>
     <w:p>
-      <w:r>
+      <w:pPr>
         <w:rPr>
           <w:szCs w:val="28"/>
         </w:rPr>
-        <w:t>Цель работы достигнута.</w:t>
+      </w:pPr>
+      <w:r>
+        <w:t xml:space="preserve">Цель работы достигнута. Я </w:t>
       </w:r>
       <w:r>
         <w:rPr>
           <w:szCs w:val="28"/>
         </w:rPr>
-        <w:t xml:space="preserve"> </w:t>
+        <w:t>изуч</w:t>
       </w:r>
       <w:r>
         <w:rPr>
           <w:szCs w:val="28"/>
         </w:rPr>
-        <w:t xml:space="preserve">Я </w:t>
+        <w:t>ил</w:t>
       </w:r>
       <w:r>
         <w:rPr>
           <w:szCs w:val="28"/>
         </w:rPr>
-        <w:t>изучи</w:t>
+        <w:t xml:space="preserve"> и практическ</w:t>
       </w:r>
       <w:r>
         <w:rPr>
           <w:szCs w:val="28"/>
         </w:rPr>
-        <w:t>л</w:t>
+        <w:t>и</w:t>
       </w:r>
       <w:r>
         <w:rPr>
           <w:szCs w:val="28"/>
         </w:rPr>
-        <w:t xml:space="preserve"> и практическ</w:t>
+        <w:t xml:space="preserve"> ознаком</w:t>
       </w:r>
       <w:r>
         <w:rPr>
           <w:szCs w:val="28"/>
         </w:rPr>
-        <w:t>и</w:t>
+        <w:t>ился</w:t>
       </w:r>
       <w:r>
         <w:rPr>
           <w:szCs w:val="28"/>
         </w:rPr>
-        <w:t xml:space="preserve"> ознаком</w:t>
+        <w:t xml:space="preserve"> с основными принципами работы концентраторов и коммутаторов второго уровня в компьютерных сетях, а также организ</w:t>
       </w:r>
       <w:r>
         <w:rPr>
           <w:szCs w:val="28"/>
         </w:rPr>
-        <w:t>ился</w:t>
+        <w:t>овал</w:t>
       </w:r>
       <w:r>
         <w:rPr>
           <w:szCs w:val="28"/>
         </w:rPr>
-        <w:t xml:space="preserve"> с основными принципами работы концентраторов и коммутаторов второго уровня в компьютерных сетях, а также </w:t>
+        <w:t xml:space="preserve"> отказоустойчив</w:t>
       </w:r>
       <w:r>
         <w:rPr>
           <w:szCs w:val="28"/>
         </w:rPr>
-        <w:t xml:space="preserve">попрактиковался в </w:t>
+        <w:t>ую</w:t>
       </w:r>
       <w:r>
         <w:rPr>
           <w:szCs w:val="28"/>
         </w:rPr>
-        <w:t>настр</w:t>
+        <w:t xml:space="preserve"> сет</w:t>
       </w:r>
       <w:r>
         <w:rPr>
           <w:szCs w:val="28"/>
         </w:rPr>
-        <w:t>ойке</w:t>
+        <w:t>ь</w:t>
       </w:r>
       <w:r>
         <w:rPr>
           <w:szCs w:val="28"/>
         </w:rPr>
-        <w:t xml:space="preserve"> и использовани</w:t>
-      </w:r>
-      <w:r>
-        <w:rPr>
-          <w:szCs w:val="28"/>
-        </w:rPr>
-        <w:t xml:space="preserve">и </w:t>
-      </w:r>
-      <w:r>
-        <w:rPr>
-          <w:szCs w:val="28"/>
-        </w:rPr>
-        <w:t>DHCP-сервера для автоматической выдачи IP-адресов в локальной сети.</w:t>
-      </w:r>
-    </w:p>
+        <w:t xml:space="preserve"> на основе коммутаторов.</w:t>
+      </w:r>
+    </w:p>
+    <w:p/>
     <w:sectPr>
-      <w:footerReference w:type="default" r:id="rId8"/>
+      <w:footerReference w:type="default" r:id="rId34"/>
       <w:pgSz w:w="11906" w:h="16838"/>
       <w:pgMar w:top="1134" w:right="567" w:bottom="1134" w:left="1701" w:header="709" w:footer="709" w:gutter="0"/>
       <w:cols w:space="708"/>
@@ -1122,13 +4442,440 @@
     </w:lvl>
   </w:abstractNum>
   <w:abstractNum w:abstractNumId="1" w15:restartNumberingAfterBreak="0">
+    <w:nsid w:val="25C93D23"/>
+    <w:multiLevelType w:val="hybridMultilevel"/>
+    <w:tmpl w:val="2A72CB32"/>
+    <w:lvl w:ilvl="0" w:tplc="04190001">
+      <w:start w:val="1"/>
+      <w:numFmt w:val="bullet"/>
+      <w:lvlText w:val=""/>
+      <w:lvlJc w:val="left"/>
+      <w:pPr>
+        <w:ind w:left="1429" w:hanging="360"/>
+      </w:pPr>
+      <w:rPr>
+        <w:rFonts w:ascii="Symbol" w:hAnsi="Symbol" w:hint="default"/>
+      </w:rPr>
+    </w:lvl>
+    <w:lvl w:ilvl="1" w:tplc="04190003" w:tentative="1">
+      <w:start w:val="1"/>
+      <w:numFmt w:val="bullet"/>
+      <w:lvlText w:val="o"/>
+      <w:lvlJc w:val="left"/>
+      <w:pPr>
+        <w:ind w:left="2149" w:hanging="360"/>
+      </w:pPr>
+      <w:rPr>
+        <w:rFonts w:ascii="Courier New" w:hAnsi="Courier New" w:cs="Courier New" w:hint="default"/>
+      </w:rPr>
+    </w:lvl>
+    <w:lvl w:ilvl="2" w:tplc="04190005" w:tentative="1">
+      <w:start w:val="1"/>
+      <w:numFmt w:val="bullet"/>
+      <w:lvlText w:val=""/>
+      <w:lvlJc w:val="left"/>
+      <w:pPr>
+        <w:ind w:left="2869" w:hanging="360"/>
+      </w:pPr>
+      <w:rPr>
+        <w:rFonts w:ascii="Wingdings" w:hAnsi="Wingdings" w:hint="default"/>
+      </w:rPr>
+    </w:lvl>
+    <w:lvl w:ilvl="3" w:tplc="04190001" w:tentative="1">
+      <w:start w:val="1"/>
+      <w:numFmt w:val="bullet"/>
+      <w:lvlText w:val=""/>
+      <w:lvlJc w:val="left"/>
+      <w:pPr>
+        <w:ind w:left="3589" w:hanging="360"/>
+      </w:pPr>
+      <w:rPr>
+        <w:rFonts w:ascii="Symbol" w:hAnsi="Symbol" w:hint="default"/>
+      </w:rPr>
+    </w:lvl>
+    <w:lvl w:ilvl="4" w:tplc="04190003" w:tentative="1">
+      <w:start w:val="1"/>
+      <w:numFmt w:val="bullet"/>
+      <w:lvlText w:val="o"/>
+      <w:lvlJc w:val="left"/>
+      <w:pPr>
+        <w:ind w:left="4309" w:hanging="360"/>
+      </w:pPr>
+      <w:rPr>
+        <w:rFonts w:ascii="Courier New" w:hAnsi="Courier New" w:cs="Courier New" w:hint="default"/>
+      </w:rPr>
+    </w:lvl>
+    <w:lvl w:ilvl="5" w:tplc="04190005" w:tentative="1">
+      <w:start w:val="1"/>
+      <w:numFmt w:val="bullet"/>
+      <w:lvlText w:val=""/>
+      <w:lvlJc w:val="left"/>
+      <w:pPr>
+        <w:ind w:left="5029" w:hanging="360"/>
+      </w:pPr>
+      <w:rPr>
+        <w:rFonts w:ascii="Wingdings" w:hAnsi="Wingdings" w:hint="default"/>
+      </w:rPr>
+    </w:lvl>
+    <w:lvl w:ilvl="6" w:tplc="04190001" w:tentative="1">
+      <w:start w:val="1"/>
+      <w:numFmt w:val="bullet"/>
+      <w:lvlText w:val=""/>
+      <w:lvlJc w:val="left"/>
+      <w:pPr>
+        <w:ind w:left="5749" w:hanging="360"/>
+      </w:pPr>
+      <w:rPr>
+        <w:rFonts w:ascii="Symbol" w:hAnsi="Symbol" w:hint="default"/>
+      </w:rPr>
+    </w:lvl>
+    <w:lvl w:ilvl="7" w:tplc="04190003" w:tentative="1">
+      <w:start w:val="1"/>
+      <w:numFmt w:val="bullet"/>
+      <w:lvlText w:val="o"/>
+      <w:lvlJc w:val="left"/>
+      <w:pPr>
+        <w:ind w:left="6469" w:hanging="360"/>
+      </w:pPr>
+      <w:rPr>
+        <w:rFonts w:ascii="Courier New" w:hAnsi="Courier New" w:cs="Courier New" w:hint="default"/>
+      </w:rPr>
+    </w:lvl>
+    <w:lvl w:ilvl="8" w:tplc="04190005" w:tentative="1">
+      <w:start w:val="1"/>
+      <w:numFmt w:val="bullet"/>
+      <w:lvlText w:val=""/>
+      <w:lvlJc w:val="left"/>
+      <w:pPr>
+        <w:ind w:left="7189" w:hanging="360"/>
+      </w:pPr>
+      <w:rPr>
+        <w:rFonts w:ascii="Wingdings" w:hAnsi="Wingdings" w:hint="default"/>
+      </w:rPr>
+    </w:lvl>
+  </w:abstractNum>
+  <w:abstractNum w:abstractNumId="2" w15:restartNumberingAfterBreak="0">
+    <w:nsid w:val="26472F99"/>
+    <w:multiLevelType w:val="hybridMultilevel"/>
+    <w:tmpl w:val="2E5CF604"/>
+    <w:lvl w:ilvl="0" w:tplc="CF84B592">
+      <w:start w:val="1"/>
+      <w:numFmt w:val="lowerLetter"/>
+      <w:lvlText w:val="%1)"/>
+      <w:lvlJc w:val="left"/>
+      <w:pPr>
+        <w:ind w:left="1069" w:hanging="360"/>
+      </w:pPr>
+      <w:rPr>
+        <w:rFonts w:hint="default"/>
+      </w:rPr>
+    </w:lvl>
+    <w:lvl w:ilvl="1" w:tplc="04190019" w:tentative="1">
+      <w:start w:val="1"/>
+      <w:numFmt w:val="lowerLetter"/>
+      <w:lvlText w:val="%2."/>
+      <w:lvlJc w:val="left"/>
+      <w:pPr>
+        <w:ind w:left="1789" w:hanging="360"/>
+      </w:pPr>
+    </w:lvl>
+    <w:lvl w:ilvl="2" w:tplc="0419001B" w:tentative="1">
+      <w:start w:val="1"/>
+      <w:numFmt w:val="lowerRoman"/>
+      <w:lvlText w:val="%3."/>
+      <w:lvlJc w:val="right"/>
+      <w:pPr>
+        <w:ind w:left="2509" w:hanging="180"/>
+      </w:pPr>
+    </w:lvl>
+    <w:lvl w:ilvl="3" w:tplc="0419000F" w:tentative="1">
+      <w:start w:val="1"/>
+      <w:numFmt w:val="decimal"/>
+      <w:lvlText w:val="%4."/>
+      <w:lvlJc w:val="left"/>
+      <w:pPr>
+        <w:ind w:left="3229" w:hanging="360"/>
+      </w:pPr>
+    </w:lvl>
+    <w:lvl w:ilvl="4" w:tplc="04190019" w:tentative="1">
+      <w:start w:val="1"/>
+      <w:numFmt w:val="lowerLetter"/>
+      <w:lvlText w:val="%5."/>
+      <w:lvlJc w:val="left"/>
+      <w:pPr>
+        <w:ind w:left="3949" w:hanging="360"/>
+      </w:pPr>
+    </w:lvl>
+    <w:lvl w:ilvl="5" w:tplc="0419001B" w:tentative="1">
+      <w:start w:val="1"/>
+      <w:numFmt w:val="lowerRoman"/>
+      <w:lvlText w:val="%6."/>
+      <w:lvlJc w:val="right"/>
+      <w:pPr>
+        <w:ind w:left="4669" w:hanging="180"/>
+      </w:pPr>
+    </w:lvl>
+    <w:lvl w:ilvl="6" w:tplc="0419000F" w:tentative="1">
+      <w:start w:val="1"/>
+      <w:numFmt w:val="decimal"/>
+      <w:lvlText w:val="%7."/>
+      <w:lvlJc w:val="left"/>
+      <w:pPr>
+        <w:ind w:left="5389" w:hanging="360"/>
+      </w:pPr>
+    </w:lvl>
+    <w:lvl w:ilvl="7" w:tplc="04190019" w:tentative="1">
+      <w:start w:val="1"/>
+      <w:numFmt w:val="lowerLetter"/>
+      <w:lvlText w:val="%8."/>
+      <w:lvlJc w:val="left"/>
+      <w:pPr>
+        <w:ind w:left="6109" w:hanging="360"/>
+      </w:pPr>
+    </w:lvl>
+    <w:lvl w:ilvl="8" w:tplc="0419001B" w:tentative="1">
+      <w:start w:val="1"/>
+      <w:numFmt w:val="lowerRoman"/>
+      <w:lvlText w:val="%9."/>
+      <w:lvlJc w:val="right"/>
+      <w:pPr>
+        <w:ind w:left="6829" w:hanging="180"/>
+      </w:pPr>
+    </w:lvl>
+  </w:abstractNum>
+  <w:abstractNum w:abstractNumId="3" w15:restartNumberingAfterBreak="0">
+    <w:nsid w:val="29695797"/>
+    <w:multiLevelType w:val="hybridMultilevel"/>
+    <w:tmpl w:val="12ACB1D6"/>
+    <w:lvl w:ilvl="0" w:tplc="04190001">
+      <w:start w:val="1"/>
+      <w:numFmt w:val="bullet"/>
+      <w:lvlText w:val=""/>
+      <w:lvlJc w:val="left"/>
+      <w:pPr>
+        <w:ind w:left="1429" w:hanging="360"/>
+      </w:pPr>
+      <w:rPr>
+        <w:rFonts w:ascii="Symbol" w:hAnsi="Symbol" w:hint="default"/>
+      </w:rPr>
+    </w:lvl>
+    <w:lvl w:ilvl="1" w:tplc="04190003" w:tentative="1">
+      <w:start w:val="1"/>
+      <w:numFmt w:val="bullet"/>
+      <w:lvlText w:val="o"/>
+      <w:lvlJc w:val="left"/>
+      <w:pPr>
+        <w:ind w:left="2149" w:hanging="360"/>
+      </w:pPr>
+      <w:rPr>
+        <w:rFonts w:ascii="Courier New" w:hAnsi="Courier New" w:cs="Courier New" w:hint="default"/>
+      </w:rPr>
+    </w:lvl>
+    <w:lvl w:ilvl="2" w:tplc="04190005" w:tentative="1">
+      <w:start w:val="1"/>
+      <w:numFmt w:val="bullet"/>
+      <w:lvlText w:val=""/>
+      <w:lvlJc w:val="left"/>
+      <w:pPr>
+        <w:ind w:left="2869" w:hanging="360"/>
+      </w:pPr>
+      <w:rPr>
+        <w:rFonts w:ascii="Wingdings" w:hAnsi="Wingdings" w:hint="default"/>
+      </w:rPr>
+    </w:lvl>
+    <w:lvl w:ilvl="3" w:tplc="04190001" w:tentative="1">
+      <w:start w:val="1"/>
+      <w:numFmt w:val="bullet"/>
+      <w:lvlText w:val=""/>
+      <w:lvlJc w:val="left"/>
+      <w:pPr>
+        <w:ind w:left="3589" w:hanging="360"/>
+      </w:pPr>
+      <w:rPr>
+        <w:rFonts w:ascii="Symbol" w:hAnsi="Symbol" w:hint="default"/>
+      </w:rPr>
+    </w:lvl>
+    <w:lvl w:ilvl="4" w:tplc="04190003" w:tentative="1">
+      <w:start w:val="1"/>
+      <w:numFmt w:val="bullet"/>
+      <w:lvlText w:val="o"/>
+      <w:lvlJc w:val="left"/>
+      <w:pPr>
+        <w:ind w:left="4309" w:hanging="360"/>
+      </w:pPr>
+      <w:rPr>
+        <w:rFonts w:ascii="Courier New" w:hAnsi="Courier New" w:cs="Courier New" w:hint="default"/>
+      </w:rPr>
+    </w:lvl>
+    <w:lvl w:ilvl="5" w:tplc="04190005" w:tentative="1">
+      <w:start w:val="1"/>
+      <w:numFmt w:val="bullet"/>
+      <w:lvlText w:val=""/>
+      <w:lvlJc w:val="left"/>
+      <w:pPr>
+        <w:ind w:left="5029" w:hanging="360"/>
+      </w:pPr>
+      <w:rPr>
+        <w:rFonts w:ascii="Wingdings" w:hAnsi="Wingdings" w:hint="default"/>
+      </w:rPr>
+    </w:lvl>
+    <w:lvl w:ilvl="6" w:tplc="04190001" w:tentative="1">
+      <w:start w:val="1"/>
+      <w:numFmt w:val="bullet"/>
+      <w:lvlText w:val=""/>
+      <w:lvlJc w:val="left"/>
+      <w:pPr>
+        <w:ind w:left="5749" w:hanging="360"/>
+      </w:pPr>
+      <w:rPr>
+        <w:rFonts w:ascii="Symbol" w:hAnsi="Symbol" w:hint="default"/>
+      </w:rPr>
+    </w:lvl>
+    <w:lvl w:ilvl="7" w:tplc="04190003" w:tentative="1">
+      <w:start w:val="1"/>
+      <w:numFmt w:val="bullet"/>
+      <w:lvlText w:val="o"/>
+      <w:lvlJc w:val="left"/>
+      <w:pPr>
+        <w:ind w:left="6469" w:hanging="360"/>
+      </w:pPr>
+      <w:rPr>
+        <w:rFonts w:ascii="Courier New" w:hAnsi="Courier New" w:cs="Courier New" w:hint="default"/>
+      </w:rPr>
+    </w:lvl>
+    <w:lvl w:ilvl="8" w:tplc="04190005" w:tentative="1">
+      <w:start w:val="1"/>
+      <w:numFmt w:val="bullet"/>
+      <w:lvlText w:val=""/>
+      <w:lvlJc w:val="left"/>
+      <w:pPr>
+        <w:ind w:left="7189" w:hanging="360"/>
+      </w:pPr>
+      <w:rPr>
+        <w:rFonts w:ascii="Wingdings" w:hAnsi="Wingdings" w:hint="default"/>
+      </w:rPr>
+    </w:lvl>
+  </w:abstractNum>
+  <w:abstractNum w:abstractNumId="4" w15:restartNumberingAfterBreak="0">
+    <w:nsid w:val="2BCC6E95"/>
+    <w:multiLevelType w:val="multilevel"/>
+    <w:tmpl w:val="2CE23A74"/>
+    <w:lvl w:ilvl="0">
+      <w:start w:val="1"/>
+      <w:numFmt w:val="decimal"/>
+      <w:lvlText w:val="%1."/>
+      <w:lvlJc w:val="left"/>
+      <w:pPr>
+        <w:ind w:left="492" w:hanging="492"/>
+      </w:pPr>
+      <w:rPr>
+        <w:rFonts w:hint="default"/>
+      </w:rPr>
+    </w:lvl>
+    <w:lvl w:ilvl="1">
+      <w:start w:val="1"/>
+      <w:numFmt w:val="decimal"/>
+      <w:lvlText w:val="%1.%2."/>
+      <w:lvlJc w:val="left"/>
+      <w:pPr>
+        <w:ind w:left="1429" w:hanging="720"/>
+      </w:pPr>
+      <w:rPr>
+        <w:rFonts w:hint="default"/>
+      </w:rPr>
+    </w:lvl>
+    <w:lvl w:ilvl="2">
+      <w:start w:val="1"/>
+      <w:numFmt w:val="decimal"/>
+      <w:lvlText w:val="%1.%2.%3."/>
+      <w:lvlJc w:val="left"/>
+      <w:pPr>
+        <w:ind w:left="2138" w:hanging="720"/>
+      </w:pPr>
+      <w:rPr>
+        <w:rFonts w:hint="default"/>
+      </w:rPr>
+    </w:lvl>
+    <w:lvl w:ilvl="3">
+      <w:start w:val="1"/>
+      <w:numFmt w:val="decimal"/>
+      <w:lvlText w:val="%1.%2.%3.%4."/>
+      <w:lvlJc w:val="left"/>
+      <w:pPr>
+        <w:ind w:left="3207" w:hanging="1080"/>
+      </w:pPr>
+      <w:rPr>
+        <w:rFonts w:hint="default"/>
+      </w:rPr>
+    </w:lvl>
+    <w:lvl w:ilvl="4">
+      <w:start w:val="1"/>
+      <w:numFmt w:val="decimal"/>
+      <w:lvlText w:val="%1.%2.%3.%4.%5."/>
+      <w:lvlJc w:val="left"/>
+      <w:pPr>
+        <w:ind w:left="3916" w:hanging="1080"/>
+      </w:pPr>
+      <w:rPr>
+        <w:rFonts w:hint="default"/>
+      </w:rPr>
+    </w:lvl>
+    <w:lvl w:ilvl="5">
+      <w:start w:val="1"/>
+      <w:numFmt w:val="decimal"/>
+      <w:lvlText w:val="%1.%2.%3.%4.%5.%6."/>
+      <w:lvlJc w:val="left"/>
+      <w:pPr>
+        <w:ind w:left="4985" w:hanging="1440"/>
+      </w:pPr>
+      <w:rPr>
+        <w:rFonts w:hint="default"/>
+      </w:rPr>
+    </w:lvl>
+    <w:lvl w:ilvl="6">
+      <w:start w:val="1"/>
+      <w:numFmt w:val="decimal"/>
+      <w:lvlText w:val="%1.%2.%3.%4.%5.%6.%7."/>
+      <w:lvlJc w:val="left"/>
+      <w:pPr>
+        <w:ind w:left="6054" w:hanging="1800"/>
+      </w:pPr>
+      <w:rPr>
+        <w:rFonts w:hint="default"/>
+      </w:rPr>
+    </w:lvl>
+    <w:lvl w:ilvl="7">
+      <w:start w:val="1"/>
+      <w:numFmt w:val="decimal"/>
+      <w:lvlText w:val="%1.%2.%3.%4.%5.%6.%7.%8."/>
+      <w:lvlJc w:val="left"/>
+      <w:pPr>
+        <w:ind w:left="6763" w:hanging="1800"/>
+      </w:pPr>
+      <w:rPr>
+        <w:rFonts w:hint="default"/>
+      </w:rPr>
+    </w:lvl>
+    <w:lvl w:ilvl="8">
+      <w:start w:val="1"/>
+      <w:numFmt w:val="decimal"/>
+      <w:lvlText w:val="%1.%2.%3.%4.%5.%6.%7.%8.%9."/>
+      <w:lvlJc w:val="left"/>
+      <w:pPr>
+        <w:ind w:left="7832" w:hanging="2160"/>
+      </w:pPr>
+      <w:rPr>
+        <w:rFonts w:hint="default"/>
+      </w:rPr>
+    </w:lvl>
+  </w:abstractNum>
+  <w:abstractNum w:abstractNumId="5" w15:restartNumberingAfterBreak="0">
     <w:nsid w:val="3F1E10BE"/>
     <w:multiLevelType w:val="hybridMultilevel"/>
     <w:tmpl w:val="AC942196"/>
     <w:lvl w:ilvl="0" w:tplc="579ED8DE">
       <w:start w:val="1"/>
       <w:numFmt w:val="decimal"/>
-      <w:pStyle w:val="a"/>
       <w:lvlText w:val="%1."/>
       <w:lvlJc w:val="left"/>
       <w:pPr>
@@ -1211,7 +4958,7 @@
       </w:pPr>
     </w:lvl>
   </w:abstractNum>
-  <w:abstractNum w:abstractNumId="2" w15:restartNumberingAfterBreak="0">
+  <w:abstractNum w:abstractNumId="6" w15:restartNumberingAfterBreak="0">
     <w:nsid w:val="40E96F9D"/>
     <w:multiLevelType w:val="hybridMultilevel"/>
     <w:tmpl w:val="113461F0"/>
@@ -1300,7 +5047,7 @@
       </w:pPr>
     </w:lvl>
   </w:abstractNum>
-  <w:abstractNum w:abstractNumId="3" w15:restartNumberingAfterBreak="0">
+  <w:abstractNum w:abstractNumId="7" w15:restartNumberingAfterBreak="0">
     <w:nsid w:val="495A4C4E"/>
     <w:multiLevelType w:val="multilevel"/>
     <w:tmpl w:val="366429B8"/>
@@ -1413,7 +5160,96 @@
       </w:rPr>
     </w:lvl>
   </w:abstractNum>
-  <w:abstractNum w:abstractNumId="4" w15:restartNumberingAfterBreak="0">
+  <w:abstractNum w:abstractNumId="8" w15:restartNumberingAfterBreak="0">
+    <w:nsid w:val="5A0955BC"/>
+    <w:multiLevelType w:val="hybridMultilevel"/>
+    <w:tmpl w:val="AD08C232"/>
+    <w:lvl w:ilvl="0" w:tplc="876A84DE">
+      <w:start w:val="1"/>
+      <w:numFmt w:val="lowerLetter"/>
+      <w:lvlText w:val="%1)"/>
+      <w:lvlJc w:val="left"/>
+      <w:pPr>
+        <w:ind w:left="1069" w:hanging="360"/>
+      </w:pPr>
+      <w:rPr>
+        <w:rFonts w:hint="default"/>
+      </w:rPr>
+    </w:lvl>
+    <w:lvl w:ilvl="1" w:tplc="04190019" w:tentative="1">
+      <w:start w:val="1"/>
+      <w:numFmt w:val="lowerLetter"/>
+      <w:lvlText w:val="%2."/>
+      <w:lvlJc w:val="left"/>
+      <w:pPr>
+        <w:ind w:left="1789" w:hanging="360"/>
+      </w:pPr>
+    </w:lvl>
+    <w:lvl w:ilvl="2" w:tplc="0419001B" w:tentative="1">
+      <w:start w:val="1"/>
+      <w:numFmt w:val="lowerRoman"/>
+      <w:lvlText w:val="%3."/>
+      <w:lvlJc w:val="right"/>
+      <w:pPr>
+        <w:ind w:left="2509" w:hanging="180"/>
+      </w:pPr>
+    </w:lvl>
+    <w:lvl w:ilvl="3" w:tplc="0419000F" w:tentative="1">
+      <w:start w:val="1"/>
+      <w:numFmt w:val="decimal"/>
+      <w:lvlText w:val="%4."/>
+      <w:lvlJc w:val="left"/>
+      <w:pPr>
+        <w:ind w:left="3229" w:hanging="360"/>
+      </w:pPr>
+    </w:lvl>
+    <w:lvl w:ilvl="4" w:tplc="04190019" w:tentative="1">
+      <w:start w:val="1"/>
+      <w:numFmt w:val="lowerLetter"/>
+      <w:lvlText w:val="%5."/>
+      <w:lvlJc w:val="left"/>
+      <w:pPr>
+        <w:ind w:left="3949" w:hanging="360"/>
+      </w:pPr>
+    </w:lvl>
+    <w:lvl w:ilvl="5" w:tplc="0419001B" w:tentative="1">
+      <w:start w:val="1"/>
+      <w:numFmt w:val="lowerRoman"/>
+      <w:lvlText w:val="%6."/>
+      <w:lvlJc w:val="right"/>
+      <w:pPr>
+        <w:ind w:left="4669" w:hanging="180"/>
+      </w:pPr>
+    </w:lvl>
+    <w:lvl w:ilvl="6" w:tplc="0419000F" w:tentative="1">
+      <w:start w:val="1"/>
+      <w:numFmt w:val="decimal"/>
+      <w:lvlText w:val="%7."/>
+      <w:lvlJc w:val="left"/>
+      <w:pPr>
+        <w:ind w:left="5389" w:hanging="360"/>
+      </w:pPr>
+    </w:lvl>
+    <w:lvl w:ilvl="7" w:tplc="04190019" w:tentative="1">
+      <w:start w:val="1"/>
+      <w:numFmt w:val="lowerLetter"/>
+      <w:lvlText w:val="%8."/>
+      <w:lvlJc w:val="left"/>
+      <w:pPr>
+        <w:ind w:left="6109" w:hanging="360"/>
+      </w:pPr>
+    </w:lvl>
+    <w:lvl w:ilvl="8" w:tplc="0419001B" w:tentative="1">
+      <w:start w:val="1"/>
+      <w:numFmt w:val="lowerRoman"/>
+      <w:lvlText w:val="%9."/>
+      <w:lvlJc w:val="right"/>
+      <w:pPr>
+        <w:ind w:left="6829" w:hanging="180"/>
+      </w:pPr>
+    </w:lvl>
+  </w:abstractNum>
+  <w:abstractNum w:abstractNumId="9" w15:restartNumberingAfterBreak="0">
     <w:nsid w:val="5D490D8A"/>
     <w:multiLevelType w:val="multilevel"/>
     <w:tmpl w:val="525CFEA8"/>
@@ -1526,14 +5362,103 @@
       </w:pPr>
     </w:lvl>
   </w:abstractNum>
-  <w:abstractNum w:abstractNumId="5" w15:restartNumberingAfterBreak="0">
+  <w:abstractNum w:abstractNumId="10" w15:restartNumberingAfterBreak="0">
+    <w:nsid w:val="683C020C"/>
+    <w:multiLevelType w:val="hybridMultilevel"/>
+    <w:tmpl w:val="1B2E3E38"/>
+    <w:lvl w:ilvl="0" w:tplc="3062AE02">
+      <w:start w:val="4"/>
+      <w:numFmt w:val="lowerLetter"/>
+      <w:lvlText w:val="%1)"/>
+      <w:lvlJc w:val="left"/>
+      <w:pPr>
+        <w:ind w:left="1069" w:hanging="360"/>
+      </w:pPr>
+      <w:rPr>
+        <w:rFonts w:hint="default"/>
+      </w:rPr>
+    </w:lvl>
+    <w:lvl w:ilvl="1" w:tplc="04190019" w:tentative="1">
+      <w:start w:val="1"/>
+      <w:numFmt w:val="lowerLetter"/>
+      <w:lvlText w:val="%2."/>
+      <w:lvlJc w:val="left"/>
+      <w:pPr>
+        <w:ind w:left="1789" w:hanging="360"/>
+      </w:pPr>
+    </w:lvl>
+    <w:lvl w:ilvl="2" w:tplc="0419001B" w:tentative="1">
+      <w:start w:val="1"/>
+      <w:numFmt w:val="lowerRoman"/>
+      <w:lvlText w:val="%3."/>
+      <w:lvlJc w:val="right"/>
+      <w:pPr>
+        <w:ind w:left="2509" w:hanging="180"/>
+      </w:pPr>
+    </w:lvl>
+    <w:lvl w:ilvl="3" w:tplc="0419000F" w:tentative="1">
+      <w:start w:val="1"/>
+      <w:numFmt w:val="decimal"/>
+      <w:lvlText w:val="%4."/>
+      <w:lvlJc w:val="left"/>
+      <w:pPr>
+        <w:ind w:left="3229" w:hanging="360"/>
+      </w:pPr>
+    </w:lvl>
+    <w:lvl w:ilvl="4" w:tplc="04190019" w:tentative="1">
+      <w:start w:val="1"/>
+      <w:numFmt w:val="lowerLetter"/>
+      <w:lvlText w:val="%5."/>
+      <w:lvlJc w:val="left"/>
+      <w:pPr>
+        <w:ind w:left="3949" w:hanging="360"/>
+      </w:pPr>
+    </w:lvl>
+    <w:lvl w:ilvl="5" w:tplc="0419001B" w:tentative="1">
+      <w:start w:val="1"/>
+      <w:numFmt w:val="lowerRoman"/>
+      <w:lvlText w:val="%6."/>
+      <w:lvlJc w:val="right"/>
+      <w:pPr>
+        <w:ind w:left="4669" w:hanging="180"/>
+      </w:pPr>
+    </w:lvl>
+    <w:lvl w:ilvl="6" w:tplc="0419000F" w:tentative="1">
+      <w:start w:val="1"/>
+      <w:numFmt w:val="decimal"/>
+      <w:lvlText w:val="%7."/>
+      <w:lvlJc w:val="left"/>
+      <w:pPr>
+        <w:ind w:left="5389" w:hanging="360"/>
+      </w:pPr>
+    </w:lvl>
+    <w:lvl w:ilvl="7" w:tplc="04190019" w:tentative="1">
+      <w:start w:val="1"/>
+      <w:numFmt w:val="lowerLetter"/>
+      <w:lvlText w:val="%8."/>
+      <w:lvlJc w:val="left"/>
+      <w:pPr>
+        <w:ind w:left="6109" w:hanging="360"/>
+      </w:pPr>
+    </w:lvl>
+    <w:lvl w:ilvl="8" w:tplc="0419001B" w:tentative="1">
+      <w:start w:val="1"/>
+      <w:numFmt w:val="lowerRoman"/>
+      <w:lvlText w:val="%9."/>
+      <w:lvlJc w:val="right"/>
+      <w:pPr>
+        <w:ind w:left="6829" w:hanging="180"/>
+      </w:pPr>
+    </w:lvl>
+  </w:abstractNum>
+  <w:abstractNum w:abstractNumId="11" w15:restartNumberingAfterBreak="0">
     <w:nsid w:val="68D175B0"/>
     <w:multiLevelType w:val="hybridMultilevel"/>
     <w:tmpl w:val="9D2C4ADE"/>
     <w:lvl w:ilvl="0" w:tplc="F45AE2FA">
       <w:start w:val="1"/>
       <w:numFmt w:val="decimal"/>
-      <w:pStyle w:val="a0"/>
+      <w:pStyle w:val="a"/>
       <w:lvlText w:val="%1) "/>
       <w:lvlJc w:val="left"/>
       <w:pPr>
@@ -1619,7 +5544,7 @@
       </w:pPr>
     </w:lvl>
   </w:abstractNum>
-  <w:abstractNum w:abstractNumId="6" w15:restartNumberingAfterBreak="0">
+  <w:abstractNum w:abstractNumId="12" w15:restartNumberingAfterBreak="0">
     <w:nsid w:val="6CCC15EB"/>
     <w:multiLevelType w:val="hybridMultilevel"/>
     <w:tmpl w:val="14623402"/>
@@ -1733,42 +5658,60 @@
     </w:lvl>
   </w:abstractNum>
   <w:num w:numId="1" w16cid:durableId="535700974">
-    <w:abstractNumId w:val="1"/>
+    <w:abstractNumId w:val="5"/>
   </w:num>
   <w:num w:numId="2" w16cid:durableId="47611024">
+    <w:abstractNumId w:val="12"/>
+  </w:num>
+  <w:num w:numId="3" w16cid:durableId="1546600137">
     <w:abstractNumId w:val="6"/>
   </w:num>
-  <w:num w:numId="3" w16cid:durableId="1546600137">
-    <w:abstractNumId w:val="2"/>
-  </w:num>
   <w:num w:numId="4" w16cid:durableId="1516071093">
-    <w:abstractNumId w:val="1"/>
+    <w:abstractNumId w:val="5"/>
     <w:lvlOverride w:ilvl="0">
       <w:startOverride w:val="1"/>
     </w:lvlOverride>
   </w:num>
   <w:num w:numId="5" w16cid:durableId="1501964913">
-    <w:abstractNumId w:val="5"/>
+    <w:abstractNumId w:val="11"/>
   </w:num>
   <w:num w:numId="6" w16cid:durableId="1587106481">
     <w:abstractNumId w:val="0"/>
   </w:num>
   <w:num w:numId="7" w16cid:durableId="1944801108">
-    <w:abstractNumId w:val="5"/>
+    <w:abstractNumId w:val="11"/>
     <w:lvlOverride w:ilvl="0">
       <w:startOverride w:val="1"/>
     </w:lvlOverride>
   </w:num>
   <w:num w:numId="8" w16cid:durableId="863635017">
-    <w:abstractNumId w:val="5"/>
+    <w:abstractNumId w:val="11"/>
     <w:lvlOverride w:ilvl="0">
       <w:startOverride w:val="1"/>
     </w:lvlOverride>
   </w:num>
   <w:num w:numId="9" w16cid:durableId="31540745">
+    <w:abstractNumId w:val="9"/>
+  </w:num>
+  <w:num w:numId="10" w16cid:durableId="1927808501">
+    <w:abstractNumId w:val="7"/>
+  </w:num>
+  <w:num w:numId="11" w16cid:durableId="1998068466">
     <w:abstractNumId w:val="4"/>
   </w:num>
-  <w:num w:numId="10" w16cid:durableId="1927808501">
+  <w:num w:numId="12" w16cid:durableId="493108996">
+    <w:abstractNumId w:val="8"/>
+  </w:num>
+  <w:num w:numId="13" w16cid:durableId="1738284518">
+    <w:abstractNumId w:val="1"/>
+  </w:num>
+  <w:num w:numId="14" w16cid:durableId="1108505349">
+    <w:abstractNumId w:val="2"/>
+  </w:num>
+  <w:num w:numId="15" w16cid:durableId="2112429234">
+    <w:abstractNumId w:val="10"/>
+  </w:num>
+  <w:num w:numId="16" w16cid:durableId="2109038535">
     <w:abstractNumId w:val="3"/>
   </w:num>
   <w:numIdMacAtCleanup w:val="1"/>
@@ -2061,7 +6004,7 @@
     <w:lsdException w:name="Intense Reference" w:uiPriority="32"/>
     <w:lsdException w:name="Book Title" w:uiPriority="33"/>
     <w:lsdException w:name="Bibliography" w:semiHidden="1" w:uiPriority="37" w:unhideWhenUsed="1"/>
-    <w:lsdException w:name="TOC Heading" w:semiHidden="1" w:uiPriority="39" w:unhideWhenUsed="1"/>
+    <w:lsdException w:name="TOC Heading" w:semiHidden="1" w:uiPriority="39" w:unhideWhenUsed="1" w:qFormat="1"/>
     <w:lsdException w:name="Plain Table 1" w:uiPriority="41"/>
     <w:lsdException w:name="Plain Table 2" w:uiPriority="42"/>
     <w:lsdException w:name="Plain Table 3" w:uiPriority="43"/>
@@ -2172,9 +6115,9 @@
     <w:lsdException w:name="Unresolved Mention" w:semiHidden="1" w:unhideWhenUsed="1"/>
     <w:lsdException w:name="Smart Link" w:semiHidden="1" w:unhideWhenUsed="1"/>
   </w:latentStyles>
-  <w:style w:type="paragraph" w:default="1" w:styleId="a1">
+  <w:style w:type="paragraph" w:default="1" w:styleId="a0">
     <w:name w:val="Normal"/>
-    <w:rsid w:val="003301C6"/>
+    <w:rsid w:val="00315AC2"/>
     <w:pPr>
       <w:spacing w:after="0" w:line="360" w:lineRule="auto"/>
       <w:ind w:firstLine="709"/>
@@ -2187,8 +6130,8 @@
   </w:style>
   <w:style w:type="paragraph" w:styleId="1">
     <w:name w:val="heading 1"/>
-    <w:basedOn w:val="a1"/>
-    <w:next w:val="a1"/>
+    <w:basedOn w:val="a0"/>
+    <w:next w:val="a0"/>
     <w:link w:val="10"/>
     <w:uiPriority w:val="9"/>
     <w:rsid w:val="0044250A"/>
@@ -2207,8 +6150,8 @@
   </w:style>
   <w:style w:type="paragraph" w:styleId="2">
     <w:name w:val="heading 2"/>
-    <w:basedOn w:val="a1"/>
-    <w:next w:val="a1"/>
+    <w:basedOn w:val="a0"/>
+    <w:next w:val="a0"/>
     <w:link w:val="20"/>
     <w:uiPriority w:val="9"/>
     <w:unhideWhenUsed/>
@@ -2228,8 +6171,8 @@
   </w:style>
   <w:style w:type="paragraph" w:styleId="3">
     <w:name w:val="heading 3"/>
-    <w:basedOn w:val="a1"/>
-    <w:next w:val="a1"/>
+    <w:basedOn w:val="a0"/>
+    <w:next w:val="a0"/>
     <w:link w:val="30"/>
     <w:uiPriority w:val="9"/>
     <w:unhideWhenUsed/>
@@ -2248,8 +6191,8 @@
   </w:style>
   <w:style w:type="paragraph" w:styleId="4">
     <w:name w:val="heading 4"/>
-    <w:basedOn w:val="a1"/>
-    <w:next w:val="a1"/>
+    <w:basedOn w:val="a0"/>
+    <w:next w:val="a0"/>
     <w:link w:val="40"/>
     <w:uiPriority w:val="9"/>
     <w:semiHidden/>
@@ -2270,8 +6213,8 @@
   </w:style>
   <w:style w:type="paragraph" w:styleId="5">
     <w:name w:val="heading 5"/>
-    <w:basedOn w:val="a1"/>
-    <w:next w:val="a1"/>
+    <w:basedOn w:val="a0"/>
+    <w:next w:val="a0"/>
     <w:link w:val="50"/>
     <w:uiPriority w:val="9"/>
     <w:semiHidden/>
@@ -2291,8 +6234,8 @@
   </w:style>
   <w:style w:type="paragraph" w:styleId="6">
     <w:name w:val="heading 6"/>
-    <w:basedOn w:val="a1"/>
-    <w:next w:val="a1"/>
+    <w:basedOn w:val="a0"/>
+    <w:next w:val="a0"/>
     <w:link w:val="60"/>
     <w:uiPriority w:val="9"/>
     <w:semiHidden/>
@@ -2314,8 +6257,8 @@
   </w:style>
   <w:style w:type="paragraph" w:styleId="7">
     <w:name w:val="heading 7"/>
-    <w:basedOn w:val="a1"/>
-    <w:next w:val="a1"/>
+    <w:basedOn w:val="a0"/>
+    <w:next w:val="a0"/>
     <w:link w:val="70"/>
     <w:uiPriority w:val="9"/>
     <w:semiHidden/>
@@ -2335,8 +6278,8 @@
   </w:style>
   <w:style w:type="paragraph" w:styleId="8">
     <w:name w:val="heading 8"/>
-    <w:basedOn w:val="a1"/>
-    <w:next w:val="a1"/>
+    <w:basedOn w:val="a0"/>
+    <w:next w:val="a0"/>
     <w:link w:val="80"/>
     <w:uiPriority w:val="9"/>
     <w:semiHidden/>
@@ -2357,8 +6300,8 @@
   </w:style>
   <w:style w:type="paragraph" w:styleId="9">
     <w:name w:val="heading 9"/>
-    <w:basedOn w:val="a1"/>
-    <w:next w:val="a1"/>
+    <w:basedOn w:val="a0"/>
+    <w:next w:val="a0"/>
     <w:link w:val="90"/>
     <w:uiPriority w:val="9"/>
     <w:semiHidden/>
@@ -2375,12 +6318,12 @@
       <w:color w:val="272727" w:themeColor="text1" w:themeTint="D8"/>
     </w:rPr>
   </w:style>
-  <w:style w:type="character" w:default="1" w:styleId="a2">
+  <w:style w:type="character" w:default="1" w:styleId="a1">
     <w:name w:val="Default Paragraph Font"/>
     <w:uiPriority w:val="1"/>
     <w:unhideWhenUsed/>
   </w:style>
-  <w:style w:type="table" w:default="1" w:styleId="a3">
+  <w:style w:type="table" w:default="1" w:styleId="a2">
     <w:name w:val="Normal Table"/>
     <w:uiPriority w:val="99"/>
     <w:semiHidden/>
@@ -2395,7 +6338,7 @@
       </w:tblCellMar>
     </w:tblPr>
   </w:style>
-  <w:style w:type="numbering" w:default="1" w:styleId="a4">
+  <w:style w:type="numbering" w:default="1" w:styleId="a3">
     <w:name w:val="No List"/>
     <w:uiPriority w:val="99"/>
     <w:semiHidden/>
@@ -2433,7 +6376,7 @@
   </w:style>
   <w:style w:type="character" w:customStyle="1" w:styleId="10">
     <w:name w:val="Заголовок 1 Знак"/>
-    <w:basedOn w:val="a2"/>
+    <w:basedOn w:val="a1"/>
     <w:link w:val="1"/>
     <w:uiPriority w:val="9"/>
     <w:rsid w:val="0044250A"/>
@@ -2446,7 +6389,7 @@
   </w:style>
   <w:style w:type="character" w:customStyle="1" w:styleId="20">
     <w:name w:val="Заголовок 2 Знак"/>
-    <w:basedOn w:val="a2"/>
+    <w:basedOn w:val="a1"/>
     <w:link w:val="2"/>
     <w:uiPriority w:val="9"/>
     <w:rsid w:val="0044250A"/>
@@ -2459,8 +6402,8 @@
   </w:style>
   <w:style w:type="paragraph" w:styleId="13">
     <w:name w:val="toc 1"/>
-    <w:basedOn w:val="a1"/>
-    <w:next w:val="a1"/>
+    <w:basedOn w:val="a0"/>
+    <w:next w:val="a0"/>
     <w:autoRedefine/>
     <w:uiPriority w:val="39"/>
     <w:unhideWhenUsed/>
@@ -2479,7 +6422,7 @@
   </w:style>
   <w:style w:type="character" w:customStyle="1" w:styleId="30">
     <w:name w:val="Заголовок 3 Знак"/>
-    <w:basedOn w:val="a2"/>
+    <w:basedOn w:val="a1"/>
     <w:link w:val="3"/>
     <w:uiPriority w:val="9"/>
     <w:rsid w:val="005B3681"/>
@@ -2492,7 +6435,7 @@
   </w:style>
   <w:style w:type="character" w:customStyle="1" w:styleId="40">
     <w:name w:val="Заголовок 4 Знак"/>
-    <w:basedOn w:val="a2"/>
+    <w:basedOn w:val="a1"/>
     <w:link w:val="4"/>
     <w:uiPriority w:val="9"/>
     <w:semiHidden/>
@@ -2506,7 +6449,7 @@
   </w:style>
   <w:style w:type="character" w:customStyle="1" w:styleId="50">
     <w:name w:val="Заголовок 5 Знак"/>
-    <w:basedOn w:val="a2"/>
+    <w:basedOn w:val="a1"/>
     <w:link w:val="5"/>
     <w:uiPriority w:val="9"/>
     <w:semiHidden/>
@@ -2518,7 +6461,7 @@
   </w:style>
   <w:style w:type="character" w:customStyle="1" w:styleId="60">
     <w:name w:val="Заголовок 6 Знак"/>
-    <w:basedOn w:val="a2"/>
+    <w:basedOn w:val="a1"/>
     <w:link w:val="6"/>
     <w:uiPriority w:val="9"/>
     <w:semiHidden/>
@@ -2532,7 +6475,7 @@
   </w:style>
   <w:style w:type="character" w:customStyle="1" w:styleId="70">
     <w:name w:val="Заголовок 7 Знак"/>
-    <w:basedOn w:val="a2"/>
+    <w:basedOn w:val="a1"/>
     <w:link w:val="7"/>
     <w:uiPriority w:val="9"/>
     <w:semiHidden/>
@@ -2544,7 +6487,7 @@
   </w:style>
   <w:style w:type="character" w:customStyle="1" w:styleId="80">
     <w:name w:val="Заголовок 8 Знак"/>
-    <w:basedOn w:val="a2"/>
+    <w:basedOn w:val="a1"/>
     <w:link w:val="8"/>
     <w:uiPriority w:val="9"/>
     <w:semiHidden/>
@@ -2558,7 +6501,7 @@
   </w:style>
   <w:style w:type="character" w:customStyle="1" w:styleId="90">
     <w:name w:val="Заголовок 9 Знак"/>
-    <w:basedOn w:val="a2"/>
+    <w:basedOn w:val="a1"/>
     <w:link w:val="9"/>
     <w:uiPriority w:val="9"/>
     <w:semiHidden/>
@@ -2568,11 +6511,11 @@
       <w:color w:val="272727" w:themeColor="text1" w:themeTint="D8"/>
     </w:rPr>
   </w:style>
-  <w:style w:type="paragraph" w:styleId="a5">
+  <w:style w:type="paragraph" w:styleId="a4">
     <w:name w:val="Title"/>
-    <w:basedOn w:val="a1"/>
-    <w:next w:val="a1"/>
-    <w:link w:val="a6"/>
+    <w:basedOn w:val="a0"/>
+    <w:next w:val="a0"/>
+    <w:link w:val="a5"/>
     <w:uiPriority w:val="10"/>
     <w:rsid w:val="005B3681"/>
     <w:pPr>
@@ -2587,10 +6530,10 @@
       <w:szCs w:val="56"/>
     </w:rPr>
   </w:style>
-  <w:style w:type="character" w:customStyle="1" w:styleId="a6">
+  <w:style w:type="character" w:customStyle="1" w:styleId="a5">
     <w:name w:val="Заголовок Знак"/>
-    <w:basedOn w:val="a2"/>
-    <w:link w:val="a5"/>
+    <w:basedOn w:val="a1"/>
+    <w:link w:val="a4"/>
     <w:uiPriority w:val="10"/>
     <w:rsid w:val="005B3681"/>
     <w:rPr>
@@ -2601,18 +6544,16 @@
       <w:szCs w:val="56"/>
     </w:rPr>
   </w:style>
-  <w:style w:type="paragraph" w:styleId="a">
+  <w:style w:type="paragraph" w:styleId="a6">
     <w:name w:val="Subtitle"/>
-    <w:basedOn w:val="a1"/>
-    <w:next w:val="a1"/>
+    <w:basedOn w:val="a0"/>
+    <w:next w:val="a0"/>
     <w:link w:val="a7"/>
     <w:uiPriority w:val="11"/>
     <w:qFormat/>
-    <w:rsid w:val="00DB6426"/>
+    <w:rsid w:val="00F31446"/>
     <w:pPr>
-      <w:numPr>
-        <w:numId w:val="1"/>
-      </w:numPr>
+      <w:ind w:left="709" w:firstLine="0"/>
     </w:pPr>
     <w:rPr>
       <w:rFonts w:eastAsiaTheme="majorEastAsia" w:cstheme="majorBidi"/>
@@ -2620,26 +6561,28 @@
       <w:bCs/>
       <w:color w:val="auto"/>
       <w:szCs w:val="28"/>
+      <w:lang w:val="en-US"/>
     </w:rPr>
   </w:style>
   <w:style w:type="character" w:customStyle="1" w:styleId="a7">
     <w:name w:val="Подзаголовок Знак"/>
-    <w:basedOn w:val="a2"/>
-    <w:link w:val="a"/>
+    <w:basedOn w:val="a1"/>
+    <w:link w:val="a6"/>
     <w:uiPriority w:val="11"/>
-    <w:rsid w:val="00DB6426"/>
+    <w:rsid w:val="00F31446"/>
     <w:rPr>
       <w:rFonts w:eastAsiaTheme="majorEastAsia" w:cstheme="majorBidi"/>
       <w:b/>
       <w:bCs/>
       <w:sz w:val="28"/>
       <w:szCs w:val="28"/>
+      <w:lang w:val="en-US"/>
     </w:rPr>
   </w:style>
   <w:style w:type="paragraph" w:styleId="21">
     <w:name w:val="Quote"/>
-    <w:basedOn w:val="a1"/>
-    <w:next w:val="a1"/>
+    <w:basedOn w:val="a0"/>
+    <w:next w:val="a0"/>
     <w:link w:val="22"/>
     <w:uiPriority w:val="29"/>
     <w:rsid w:val="005B3681"/>
@@ -2655,7 +6598,7 @@
   </w:style>
   <w:style w:type="character" w:customStyle="1" w:styleId="22">
     <w:name w:val="Цитата 2 Знак"/>
-    <w:basedOn w:val="a2"/>
+    <w:basedOn w:val="a1"/>
     <w:link w:val="21"/>
     <w:uiPriority w:val="29"/>
     <w:rsid w:val="005B3681"/>
@@ -2667,7 +6610,7 @@
   </w:style>
   <w:style w:type="paragraph" w:styleId="a8">
     <w:name w:val="List Paragraph"/>
-    <w:basedOn w:val="a1"/>
+    <w:basedOn w:val="a0"/>
     <w:uiPriority w:val="34"/>
     <w:rsid w:val="005B3681"/>
     <w:pPr>
@@ -2677,7 +6620,7 @@
   </w:style>
   <w:style w:type="character" w:styleId="a9">
     <w:name w:val="Intense Emphasis"/>
-    <w:basedOn w:val="a2"/>
+    <w:basedOn w:val="a1"/>
     <w:uiPriority w:val="21"/>
     <w:rsid w:val="005B3681"/>
     <w:rPr>
@@ -2688,8 +6631,8 @@
   </w:style>
   <w:style w:type="paragraph" w:styleId="aa">
     <w:name w:val="Intense Quote"/>
-    <w:basedOn w:val="a1"/>
-    <w:next w:val="a1"/>
+    <w:basedOn w:val="a0"/>
+    <w:next w:val="a0"/>
     <w:link w:val="ab"/>
     <w:uiPriority w:val="30"/>
     <w:rsid w:val="005B3681"/>
@@ -2710,7 +6653,7 @@
   </w:style>
   <w:style w:type="character" w:customStyle="1" w:styleId="ab">
     <w:name w:val="Выделенная цитата Знак"/>
-    <w:basedOn w:val="a2"/>
+    <w:basedOn w:val="a1"/>
     <w:link w:val="aa"/>
     <w:uiPriority w:val="30"/>
     <w:rsid w:val="005B3681"/>
@@ -2722,7 +6665,7 @@
   </w:style>
   <w:style w:type="character" w:styleId="ac">
     <w:name w:val="Intense Reference"/>
-    <w:basedOn w:val="a2"/>
+    <w:basedOn w:val="a1"/>
     <w:uiPriority w:val="32"/>
     <w:rsid w:val="005B3681"/>
     <w:rPr>
@@ -2735,7 +6678,7 @@
   </w:style>
   <w:style w:type="paragraph" w:styleId="ad">
     <w:name w:val="header"/>
-    <w:basedOn w:val="a1"/>
+    <w:basedOn w:val="a0"/>
     <w:link w:val="ae"/>
     <w:uiPriority w:val="99"/>
     <w:unhideWhenUsed/>
@@ -2750,14 +6693,14 @@
   </w:style>
   <w:style w:type="character" w:customStyle="1" w:styleId="ae">
     <w:name w:val="Верхний колонтитул Знак"/>
-    <w:basedOn w:val="a2"/>
+    <w:basedOn w:val="a1"/>
     <w:link w:val="ad"/>
     <w:uiPriority w:val="99"/>
     <w:rsid w:val="002A26D6"/>
   </w:style>
   <w:style w:type="paragraph" w:styleId="af">
     <w:name w:val="footer"/>
-    <w:basedOn w:val="a1"/>
+    <w:basedOn w:val="a0"/>
     <w:link w:val="af0"/>
     <w:uiPriority w:val="99"/>
     <w:unhideWhenUsed/>
@@ -2772,7 +6715,7 @@
   </w:style>
   <w:style w:type="character" w:customStyle="1" w:styleId="af0">
     <w:name w:val="Нижний колонтитул Знак"/>
-    <w:basedOn w:val="a2"/>
+    <w:basedOn w:val="a1"/>
     <w:link w:val="af"/>
     <w:uiPriority w:val="99"/>
     <w:rsid w:val="002A26D6"/>
@@ -2795,7 +6738,7 @@
   </w:style>
   <w:style w:type="character" w:customStyle="1" w:styleId="15">
     <w:name w:val="Заголовок 1го Знак"/>
-    <w:basedOn w:val="a2"/>
+    <w:basedOn w:val="a1"/>
     <w:link w:val="14"/>
     <w:rsid w:val="00840AD7"/>
     <w:rPr>
@@ -2809,9 +6752,10 @@
   <w:style w:type="paragraph" w:styleId="af1">
     <w:name w:val="TOC Heading"/>
     <w:basedOn w:val="1"/>
-    <w:next w:val="a1"/>
+    <w:next w:val="a0"/>
     <w:uiPriority w:val="39"/>
     <w:unhideWhenUsed/>
+    <w:qFormat/>
     <w:rsid w:val="00E66AED"/>
     <w:pPr>
       <w:spacing w:line="259" w:lineRule="auto"/>
@@ -2827,7 +6771,7 @@
   </w:style>
   <w:style w:type="character" w:styleId="af2">
     <w:name w:val="Hyperlink"/>
-    <w:basedOn w:val="a2"/>
+    <w:basedOn w:val="a1"/>
     <w:uiPriority w:val="99"/>
     <w:unhideWhenUsed/>
     <w:rsid w:val="00E66AED"/>
@@ -2852,7 +6796,7 @@
   </w:style>
   <w:style w:type="table" w:styleId="af4">
     <w:name w:val="Table Grid"/>
-    <w:basedOn w:val="a3"/>
+    <w:basedOn w:val="a2"/>
     <w:uiPriority w:val="39"/>
     <w:rsid w:val="008D2A4D"/>
     <w:pPr>
@@ -2871,8 +6815,8 @@
   </w:style>
   <w:style w:type="paragraph" w:styleId="af5">
     <w:name w:val="caption"/>
-    <w:basedOn w:val="a1"/>
-    <w:next w:val="a1"/>
+    <w:basedOn w:val="a0"/>
+    <w:next w:val="a0"/>
     <w:uiPriority w:val="35"/>
     <w:unhideWhenUsed/>
     <w:rsid w:val="00AA4583"/>
@@ -2889,7 +6833,7 @@
   </w:style>
   <w:style w:type="paragraph" w:styleId="af6">
     <w:name w:val="Normal (Web)"/>
-    <w:basedOn w:val="a1"/>
+    <w:basedOn w:val="a0"/>
     <w:uiPriority w:val="99"/>
     <w:semiHidden/>
     <w:unhideWhenUsed/>
@@ -2910,7 +6854,7 @@
   </w:style>
   <w:style w:type="character" w:styleId="af7">
     <w:name w:val="FollowedHyperlink"/>
-    <w:basedOn w:val="a2"/>
+    <w:basedOn w:val="a1"/>
     <w:uiPriority w:val="99"/>
     <w:semiHidden/>
     <w:unhideWhenUsed/>
@@ -2922,7 +6866,7 @@
   </w:style>
   <w:style w:type="character" w:styleId="af8">
     <w:name w:val="Unresolved Mention"/>
-    <w:basedOn w:val="a2"/>
+    <w:basedOn w:val="a1"/>
     <w:uiPriority w:val="99"/>
     <w:semiHidden/>
     <w:unhideWhenUsed/>
@@ -2934,7 +6878,7 @@
   </w:style>
   <w:style w:type="paragraph" w:customStyle="1" w:styleId="msonormal0">
     <w:name w:val="msonormal"/>
-    <w:basedOn w:val="a1"/>
+    <w:basedOn w:val="a0"/>
     <w:rsid w:val="007A2FA7"/>
     <w:pPr>
       <w:spacing w:before="100" w:beforeAutospacing="1" w:after="100" w:afterAutospacing="1" w:line="240" w:lineRule="auto"/>
@@ -2952,7 +6896,7 @@
   </w:style>
   <w:style w:type="paragraph" w:customStyle="1" w:styleId="code-line">
     <w:name w:val="code-line"/>
-    <w:basedOn w:val="a1"/>
+    <w:basedOn w:val="a0"/>
     <w:rsid w:val="007A2FA7"/>
     <w:pPr>
       <w:spacing w:before="100" w:beforeAutospacing="1" w:after="100" w:afterAutospacing="1" w:line="240" w:lineRule="auto"/>
@@ -2970,7 +6914,7 @@
   </w:style>
   <w:style w:type="character" w:styleId="af9">
     <w:name w:val="Emphasis"/>
-    <w:basedOn w:val="a2"/>
+    <w:basedOn w:val="a1"/>
     <w:uiPriority w:val="20"/>
     <w:rsid w:val="007A2FA7"/>
     <w:rPr>
@@ -2980,7 +6924,7 @@
   </w:style>
   <w:style w:type="character" w:styleId="HTML">
     <w:name w:val="HTML Code"/>
-    <w:basedOn w:val="a2"/>
+    <w:basedOn w:val="a1"/>
     <w:uiPriority w:val="99"/>
     <w:semiHidden/>
     <w:unhideWhenUsed/>
@@ -2993,7 +6937,7 @@
   </w:style>
   <w:style w:type="character" w:styleId="afa">
     <w:name w:val="Strong"/>
-    <w:basedOn w:val="a2"/>
+    <w:basedOn w:val="a1"/>
     <w:uiPriority w:val="22"/>
     <w:rsid w:val="007A2FA7"/>
     <w:rPr>
@@ -3003,7 +6947,7 @@
   </w:style>
   <w:style w:type="paragraph" w:styleId="HTML0">
     <w:name w:val="HTML Preformatted"/>
-    <w:basedOn w:val="a1"/>
+    <w:basedOn w:val="a0"/>
     <w:link w:val="HTML1"/>
     <w:uiPriority w:val="99"/>
     <w:semiHidden/>
@@ -3044,7 +6988,7 @@
   </w:style>
   <w:style w:type="character" w:customStyle="1" w:styleId="HTML1">
     <w:name w:val="Стандартный HTML Знак"/>
-    <w:basedOn w:val="a2"/>
+    <w:basedOn w:val="a1"/>
     <w:link w:val="HTML0"/>
     <w:uiPriority w:val="99"/>
     <w:semiHidden/>
@@ -3060,62 +7004,62 @@
   </w:style>
   <w:style w:type="character" w:customStyle="1" w:styleId="hljs-builtin">
     <w:name w:val="hljs-built_in"/>
-    <w:basedOn w:val="a2"/>
+    <w:basedOn w:val="a1"/>
     <w:rsid w:val="007A2FA7"/>
   </w:style>
   <w:style w:type="character" w:customStyle="1" w:styleId="hljs-number">
     <w:name w:val="hljs-number"/>
-    <w:basedOn w:val="a2"/>
+    <w:basedOn w:val="a1"/>
     <w:rsid w:val="007A2FA7"/>
   </w:style>
   <w:style w:type="character" w:customStyle="1" w:styleId="hljs-type">
     <w:name w:val="hljs-type"/>
-    <w:basedOn w:val="a2"/>
+    <w:basedOn w:val="a1"/>
     <w:rsid w:val="007A2FA7"/>
   </w:style>
   <w:style w:type="character" w:customStyle="1" w:styleId="hljs-literal">
     <w:name w:val="hljs-literal"/>
-    <w:basedOn w:val="a2"/>
+    <w:basedOn w:val="a1"/>
     <w:rsid w:val="007A2FA7"/>
   </w:style>
   <w:style w:type="character" w:customStyle="1" w:styleId="hljs-operator">
     <w:name w:val="hljs-operator"/>
-    <w:basedOn w:val="a2"/>
+    <w:basedOn w:val="a1"/>
     <w:rsid w:val="007A2FA7"/>
   </w:style>
   <w:style w:type="character" w:customStyle="1" w:styleId="hljs-string">
     <w:name w:val="hljs-string"/>
-    <w:basedOn w:val="a2"/>
+    <w:basedOn w:val="a1"/>
     <w:rsid w:val="007A2FA7"/>
   </w:style>
   <w:style w:type="character" w:customStyle="1" w:styleId="hljs-keyword">
     <w:name w:val="hljs-keyword"/>
-    <w:basedOn w:val="a2"/>
+    <w:basedOn w:val="a1"/>
     <w:rsid w:val="007A2FA7"/>
   </w:style>
   <w:style w:type="character" w:customStyle="1" w:styleId="hljs-variable">
     <w:name w:val="hljs-variable"/>
-    <w:basedOn w:val="a2"/>
+    <w:basedOn w:val="a1"/>
     <w:rsid w:val="007A2FA7"/>
   </w:style>
   <w:style w:type="character" w:customStyle="1" w:styleId="hljs-comment">
     <w:name w:val="hljs-comment"/>
-    <w:basedOn w:val="a2"/>
+    <w:basedOn w:val="a1"/>
     <w:rsid w:val="007A2FA7"/>
   </w:style>
   <w:style w:type="character" w:customStyle="1" w:styleId="hljs-function">
     <w:name w:val="hljs-function"/>
-    <w:basedOn w:val="a2"/>
+    <w:basedOn w:val="a1"/>
     <w:rsid w:val="007A2FA7"/>
   </w:style>
   <w:style w:type="character" w:customStyle="1" w:styleId="hljs-title">
     <w:name w:val="hljs-title"/>
-    <w:basedOn w:val="a2"/>
+    <w:basedOn w:val="a1"/>
     <w:rsid w:val="007A2FA7"/>
   </w:style>
   <w:style w:type="paragraph" w:customStyle="1" w:styleId="futurismarkdown-listitem">
     <w:name w:val="futurismarkdown-listitem"/>
-    <w:basedOn w:val="a1"/>
+    <w:basedOn w:val="a0"/>
     <w:rsid w:val="00A14861"/>
     <w:pPr>
       <w:spacing w:before="100" w:beforeAutospacing="1" w:after="100" w:afterAutospacing="1" w:line="240" w:lineRule="auto"/>
@@ -3133,7 +7077,7 @@
   </w:style>
   <w:style w:type="paragraph" w:customStyle="1" w:styleId="afb">
     <w:name w:val="Обычный КС"/>
-    <w:basedOn w:val="a1"/>
+    <w:basedOn w:val="a0"/>
     <w:link w:val="afc"/>
     <w:qFormat/>
     <w:rsid w:val="00954113"/>
@@ -3143,7 +7087,7 @@
   </w:style>
   <w:style w:type="character" w:customStyle="1" w:styleId="afc">
     <w:name w:val="Обычный КС Знак"/>
-    <w:basedOn w:val="a2"/>
+    <w:basedOn w:val="a1"/>
     <w:link w:val="afb"/>
     <w:rsid w:val="00954113"/>
     <w:rPr>
@@ -3154,7 +7098,7 @@
   </w:style>
   <w:style w:type="character" w:styleId="afd">
     <w:name w:val="Placeholder Text"/>
-    <w:basedOn w:val="a2"/>
+    <w:basedOn w:val="a1"/>
     <w:uiPriority w:val="99"/>
     <w:semiHidden/>
     <w:rsid w:val="00954113"/>
@@ -3162,7 +7106,7 @@
       <w:color w:val="666666"/>
     </w:rPr>
   </w:style>
-  <w:style w:type="paragraph" w:customStyle="1" w:styleId="a0">
+  <w:style w:type="paragraph" w:customStyle="1" w:styleId="a">
     <w:name w:val="Перечисление"/>
     <w:basedOn w:val="afb"/>
     <w:link w:val="afe"/>
@@ -3181,7 +7125,7 @@
   <w:style w:type="character" w:customStyle="1" w:styleId="afe">
     <w:name w:val="Перечисление Знак"/>
     <w:basedOn w:val="afc"/>
-    <w:link w:val="a0"/>
+    <w:link w:val="a"/>
     <w:rsid w:val="00164E45"/>
     <w:rPr>
       <w:color w:val="000000" w:themeColor="text1"/>
@@ -3229,6 +7173,50 @@
       <w:color w:val="000000" w:themeColor="text1"/>
       <w:sz w:val="28"/>
       <w:szCs w:val="28"/>
+    </w:rPr>
+  </w:style>
+  <w:style w:type="paragraph" w:styleId="23">
+    <w:name w:val="toc 2"/>
+    <w:basedOn w:val="a0"/>
+    <w:next w:val="a0"/>
+    <w:autoRedefine/>
+    <w:uiPriority w:val="39"/>
+    <w:unhideWhenUsed/>
+    <w:rsid w:val="00F31446"/>
+    <w:pPr>
+      <w:spacing w:after="100" w:line="259" w:lineRule="auto"/>
+      <w:ind w:left="220" w:firstLine="0"/>
+      <w:jc w:val="left"/>
+    </w:pPr>
+    <w:rPr>
+      <w:rFonts w:eastAsiaTheme="minorEastAsia" w:cs="Times New Roman"/>
+      <w:color w:val="auto"/>
+      <w:kern w:val="0"/>
+      <w:sz w:val="22"/>
+      <w:lang w:eastAsia="ru-RU"/>
+      <w14:ligatures w14:val="none"/>
+    </w:rPr>
+  </w:style>
+  <w:style w:type="paragraph" w:styleId="31">
+    <w:name w:val="toc 3"/>
+    <w:basedOn w:val="a0"/>
+    <w:next w:val="a0"/>
+    <w:autoRedefine/>
+    <w:uiPriority w:val="39"/>
+    <w:unhideWhenUsed/>
+    <w:rsid w:val="00F31446"/>
+    <w:pPr>
+      <w:spacing w:after="100" w:line="259" w:lineRule="auto"/>
+      <w:ind w:left="440" w:firstLine="0"/>
+      <w:jc w:val="left"/>
+    </w:pPr>
+    <w:rPr>
+      <w:rFonts w:eastAsiaTheme="minorEastAsia" w:cs="Times New Roman"/>
+      <w:color w:val="auto"/>
+      <w:kern w:val="0"/>
+      <w:sz w:val="22"/>
+      <w:lang w:eastAsia="ru-RU"/>
+      <w14:ligatures w14:val="none"/>
     </w:rPr>
   </w:style>
 </w:styles>
